--- a/SanPhamBanGiao/4_DataCard_LicenseNote/system_card.docx
+++ b/SanPhamBanGiao/4_DataCard_LicenseNote/system_card.docx
@@ -34,7 +34,7 @@
         <w:tc>
           <w:tcPr>
             <w:tcW w:type="dxa" w:w="3249"/>
-            <w:shd w:val="clear" w:color="auto" w:fill="D9E2F3"/>
+            <w:shd w:val="clear" w:color="auto" w:fill="E7E6E6"/>
           </w:tcPr>
           <w:p>
             <w:r>
@@ -54,7 +54,7 @@
         <w:tc>
           <w:tcPr>
             <w:tcW w:type="dxa" w:w="3249"/>
-            <w:shd w:val="clear" w:color="auto" w:fill="D9E2F3"/>
+            <w:shd w:val="clear" w:color="auto" w:fill="E7E6E6"/>
           </w:tcPr>
           <w:p>
             <w:r>
@@ -74,7 +74,7 @@
         <w:tc>
           <w:tcPr>
             <w:tcW w:type="dxa" w:w="3249"/>
-            <w:shd w:val="clear" w:color="auto" w:fill="D9E2F3"/>
+            <w:shd w:val="clear" w:color="auto" w:fill="E7E6E6"/>
           </w:tcPr>
           <w:p>
             <w:r>
@@ -116,7 +116,7 @@
             <w:r>
               <w:rPr>
                 <w:rFonts w:ascii="Consolas" w:hAnsi="Consolas"/>
-                <w:color w:val="8B1A1A"/>
+                <w:color w:val="000000"/>
                 <w:sz w:val="20"/>
               </w:rPr>
               <w:t>mdl.manifest</w:t>
@@ -130,7 +130,7 @@
             <w:r>
               <w:rPr>
                 <w:rFonts w:ascii="Consolas" w:hAnsi="Consolas"/>
-                <w:color w:val="8B1A1A"/>
+                <w:color w:val="000000"/>
                 <w:sz w:val="20"/>
               </w:rPr>
               <w:t>scripts/tai_du_lieu.py</w:t>
@@ -176,7 +176,7 @@
             <w:r>
               <w:rPr>
                 <w:rFonts w:ascii="Consolas" w:hAnsi="Consolas"/>
-                <w:color w:val="8B1A1A"/>
+                <w:color w:val="000000"/>
                 <w:sz w:val="20"/>
               </w:rPr>
               <w:t>mdl.readers</w:t>
@@ -190,7 +190,7 @@
             <w:r>
               <w:rPr>
                 <w:rFonts w:ascii="Consolas" w:hAnsi="Consolas"/>
-                <w:color w:val="8B1A1A"/>
+                <w:color w:val="000000"/>
                 <w:sz w:val="20"/>
               </w:rPr>
               <w:t>mdl.staging</w:t>
@@ -236,7 +236,7 @@
             <w:r>
               <w:rPr>
                 <w:rFonts w:ascii="Consolas" w:hAnsi="Consolas"/>
-                <w:color w:val="8B1A1A"/>
+                <w:color w:val="000000"/>
                 <w:sz w:val="20"/>
               </w:rPr>
               <w:t>mdl.transform</w:t>
@@ -282,7 +282,7 @@
             <w:r>
               <w:rPr>
                 <w:rFonts w:ascii="Consolas" w:hAnsi="Consolas"/>
-                <w:color w:val="8B1A1A"/>
+                <w:color w:val="000000"/>
                 <w:sz w:val="20"/>
               </w:rPr>
               <w:t>mdl.spark_etl</w:t>
@@ -328,7 +328,7 @@
             <w:r>
               <w:rPr>
                 <w:rFonts w:ascii="Consolas" w:hAnsi="Consolas"/>
-                <w:color w:val="8B1A1A"/>
+                <w:color w:val="000000"/>
                 <w:sz w:val="20"/>
               </w:rPr>
               <w:t>mdl.lake</w:t>
@@ -342,7 +342,7 @@
             <w:r>
               <w:rPr>
                 <w:rFonts w:ascii="Consolas" w:hAnsi="Consolas"/>
-                <w:color w:val="8B1A1A"/>
+                <w:color w:val="000000"/>
                 <w:sz w:val="20"/>
               </w:rPr>
               <w:t>mdl.storage</w:t>
@@ -364,7 +364,7 @@
             <w:r>
               <w:rPr>
                 <w:rFonts w:ascii="Consolas" w:hAnsi="Consolas"/>
-                <w:color w:val="8B1A1A"/>
+                <w:color w:val="000000"/>
                 <w:sz w:val="20"/>
               </w:rPr>
               <w:t>_lake_log</w:t>
@@ -402,7 +402,7 @@
             <w:r>
               <w:rPr>
                 <w:rFonts w:ascii="Consolas" w:hAnsi="Consolas"/>
-                <w:color w:val="8B1A1A"/>
+                <w:color w:val="000000"/>
                 <w:sz w:val="20"/>
               </w:rPr>
               <w:t>mdl.catalog</w:t>
@@ -416,7 +416,7 @@
             <w:r>
               <w:rPr>
                 <w:rFonts w:ascii="Consolas" w:hAnsi="Consolas"/>
-                <w:color w:val="8B1A1A"/>
+                <w:color w:val="000000"/>
                 <w:sz w:val="20"/>
               </w:rPr>
               <w:t>mdl.provenance</w:t>
@@ -462,7 +462,7 @@
             <w:r>
               <w:rPr>
                 <w:rFonts w:ascii="Consolas" w:hAnsi="Consolas"/>
-                <w:color w:val="8B1A1A"/>
+                <w:color w:val="000000"/>
                 <w:sz w:val="20"/>
               </w:rPr>
               <w:t>mdl.sql_queries</w:t>
@@ -476,7 +476,7 @@
             <w:r>
               <w:rPr>
                 <w:rFonts w:ascii="Consolas" w:hAnsi="Consolas"/>
-                <w:color w:val="8B1A1A"/>
+                <w:color w:val="000000"/>
                 <w:sz w:val="20"/>
               </w:rPr>
               <w:t>mdl.queries</w:t>
@@ -522,7 +522,7 @@
             <w:r>
               <w:rPr>
                 <w:rFonts w:ascii="Consolas" w:hAnsi="Consolas"/>
-                <w:color w:val="8B1A1A"/>
+                <w:color w:val="000000"/>
                 <w:sz w:val="20"/>
               </w:rPr>
               <w:t>mdl.runlog</w:t>
@@ -536,7 +536,7 @@
             <w:r>
               <w:rPr>
                 <w:rFonts w:ascii="Consolas" w:hAnsi="Consolas"/>
-                <w:color w:val="8B1A1A"/>
+                <w:color w:val="000000"/>
                 <w:sz w:val="20"/>
               </w:rPr>
               <w:t>mdl.report</w:t>
@@ -582,7 +582,7 @@
         <w:tc>
           <w:tcPr>
             <w:tcW w:type="dxa" w:w="4873"/>
-            <w:shd w:val="clear" w:color="auto" w:fill="D9E2F3"/>
+            <w:shd w:val="clear" w:color="auto" w:fill="E7E6E6"/>
           </w:tcPr>
           <w:p>
             <w:r>
@@ -602,7 +602,7 @@
         <w:tc>
           <w:tcPr>
             <w:tcW w:type="dxa" w:w="4873"/>
-            <w:shd w:val="clear" w:color="auto" w:fill="D9E2F3"/>
+            <w:shd w:val="clear" w:color="auto" w:fill="E7E6E6"/>
           </w:tcPr>
           <w:p>
             <w:r>
@@ -696,7 +696,7 @@
             <w:r>
               <w:rPr>
                 <w:rFonts w:ascii="Consolas" w:hAnsi="Consolas"/>
-                <w:color w:val="8B1A1A"/>
+                <w:color w:val="000000"/>
                 <w:sz w:val="20"/>
               </w:rPr>
               <w:t>local[4]</w:t>
@@ -838,7 +838,7 @@
         <w:tc>
           <w:tcPr>
             <w:tcW w:type="dxa" w:w="4873"/>
-            <w:shd w:val="clear" w:color="auto" w:fill="D9E2F3"/>
+            <w:shd w:val="clear" w:color="auto" w:fill="E7E6E6"/>
           </w:tcPr>
           <w:p>
             <w:r>
@@ -858,7 +858,7 @@
         <w:tc>
           <w:tcPr>
             <w:tcW w:type="dxa" w:w="4873"/>
-            <w:shd w:val="clear" w:color="auto" w:fill="D9E2F3"/>
+            <w:shd w:val="clear" w:color="auto" w:fill="E7E6E6"/>
           </w:tcPr>
           <w:p>
             <w:r>
@@ -906,7 +906,7 @@
             <w:r>
               <w:rPr>
                 <w:rFonts w:ascii="Consolas" w:hAnsi="Consolas"/>
-                <w:color w:val="8B1A1A"/>
+                <w:color w:val="000000"/>
                 <w:sz w:val="20"/>
               </w:rPr>
               <w:t>read_errors</w:t>
@@ -950,7 +950,7 @@
             <w:r>
               <w:rPr>
                 <w:rFonts w:ascii="Consolas" w:hAnsi="Consolas"/>
-                <w:color w:val="8B1A1A"/>
+                <w:color w:val="000000"/>
                 <w:sz w:val="20"/>
               </w:rPr>
               <w:t>errors</w:t>
@@ -1078,7 +1078,7 @@
             <w:r>
               <w:rPr>
                 <w:rFonts w:ascii="Consolas" w:hAnsi="Consolas"/>
-                <w:color w:val="8B1A1A"/>
+                <w:color w:val="000000"/>
                 <w:sz w:val="20"/>
               </w:rPr>
               <w:t>mdl verify</w:t>
@@ -1112,7 +1112,7 @@
       <w:r>
         <w:rPr>
           <w:rFonts w:ascii="Consolas" w:hAnsi="Consolas"/>
-          <w:color w:val="8B1A1A"/>
+          <w:color w:val="000000"/>
           <w:sz w:val="19"/>
         </w:rPr>
         <w:t>local</w:t>
@@ -1139,7 +1139,7 @@
       <w:r>
         <w:rPr>
           <w:rFonts w:ascii="Consolas" w:hAnsi="Consolas"/>
-          <w:color w:val="8B1A1A"/>
+          <w:color w:val="000000"/>
           <w:sz w:val="19"/>
         </w:rPr>
         <w:t>requirements.lock.txt</w:t>
@@ -1150,7 +1150,7 @@
       <w:r>
         <w:rPr>
           <w:rFonts w:ascii="Consolas" w:hAnsi="Consolas"/>
-          <w:color w:val="8B1A1A"/>
+          <w:color w:val="000000"/>
           <w:sz w:val="19"/>
         </w:rPr>
         <w:t>winutils.exe</w:t>
@@ -1161,7 +1161,7 @@
       <w:r>
         <w:rPr>
           <w:rFonts w:ascii="Consolas" w:hAnsi="Consolas"/>
-          <w:color w:val="8B1A1A"/>
+          <w:color w:val="000000"/>
           <w:sz w:val="19"/>
         </w:rPr>
         <w:t>hadoop.dll</w:t>
@@ -1172,7 +1172,7 @@
       <w:r>
         <w:rPr>
           <w:rFonts w:ascii="Consolas" w:hAnsi="Consolas"/>
-          <w:color w:val="8B1A1A"/>
+          <w:color w:val="000000"/>
           <w:sz w:val="19"/>
         </w:rPr>
         <w:t>&lt;storage&gt;/hadoop/bin</w:t>
@@ -1556,6 +1556,7 @@
     <w:rsid w:val="00FC693F"/>
     <w:rPr>
       <w:rFonts w:ascii="Times New Roman" w:hAnsi="Times New Roman" w:eastAsia="Times New Roman"/>
+      <w:color w:val="000000"/>
       <w:sz w:val="24"/>
     </w:rPr>
   </w:style>
@@ -1621,7 +1622,7 @@
       <w:rFonts w:ascii="Times New Roman" w:hAnsi="Times New Roman" w:eastAsia="Times New Roman" w:cs="Times New Roman"/>
       <w:b/>
       <w:bCs/>
-      <w:color w:val="1F3A68"/>
+      <w:color w:val="000000"/>
       <w:sz w:val="28"/>
       <w:szCs w:val="28"/>
     </w:rPr>
@@ -1645,7 +1646,7 @@
       <w:rFonts w:ascii="Times New Roman" w:hAnsi="Times New Roman" w:eastAsia="Times New Roman" w:cs="Times New Roman"/>
       <w:b/>
       <w:bCs/>
-      <w:color w:val="1F3A68"/>
+      <w:color w:val="000000"/>
       <w:sz w:val="26"/>
       <w:szCs w:val="26"/>
     </w:rPr>
@@ -1669,7 +1670,7 @@
       <w:rFonts w:ascii="Times New Roman" w:hAnsi="Times New Roman" w:eastAsia="Times New Roman" w:cs="Times New Roman"/>
       <w:b/>
       <w:bCs/>
-      <w:color w:val="1F3A68"/>
+      <w:color w:val="000000"/>
     </w:rPr>
   </w:style>
   <w:style w:type="paragraph" w:styleId="Heading4">
@@ -1694,7 +1695,7 @@
       <w:bCs/>
       <w:i/>
       <w:iCs/>
-      <w:color w:val="1F3A68"/>
+      <w:color w:val="000000"/>
     </w:rPr>
   </w:style>
   <w:style w:type="paragraph" w:styleId="Heading5">
@@ -1715,7 +1716,7 @@
     </w:pPr>
     <w:rPr>
       <w:rFonts w:asciiTheme="majorHAnsi" w:eastAsiaTheme="majorEastAsia" w:hAnsiTheme="majorHAnsi" w:cstheme="majorBidi"/>
-      <w:color w:val="243F60" w:themeColor="accent1" w:themeShade="7F"/>
+      <w:color w:val="000000"/>
     </w:rPr>
   </w:style>
   <w:style w:type="paragraph" w:styleId="Heading6">
@@ -1738,7 +1739,7 @@
       <w:rFonts w:asciiTheme="majorHAnsi" w:eastAsiaTheme="majorEastAsia" w:hAnsiTheme="majorHAnsi" w:cstheme="majorBidi"/>
       <w:i/>
       <w:iCs/>
-      <w:color w:val="243F60" w:themeColor="accent1" w:themeShade="7F"/>
+      <w:color w:val="000000"/>
     </w:rPr>
   </w:style>
   <w:style w:type="paragraph" w:styleId="Heading7">
@@ -1761,7 +1762,7 @@
       <w:rFonts w:asciiTheme="majorHAnsi" w:eastAsiaTheme="majorEastAsia" w:hAnsiTheme="majorHAnsi" w:cstheme="majorBidi"/>
       <w:i/>
       <w:iCs/>
-      <w:color w:val="404040" w:themeColor="text1" w:themeTint="BF"/>
+      <w:color w:val="000000"/>
     </w:rPr>
   </w:style>
   <w:style w:type="paragraph" w:styleId="Heading8">
@@ -1782,7 +1783,7 @@
     </w:pPr>
     <w:rPr>
       <w:rFonts w:asciiTheme="majorHAnsi" w:eastAsiaTheme="majorEastAsia" w:hAnsiTheme="majorHAnsi" w:cstheme="majorBidi"/>
-      <w:color w:val="4F81BD" w:themeColor="accent1"/>
+      <w:color w:val="000000"/>
       <w:sz w:val="20"/>
       <w:szCs w:val="20"/>
     </w:rPr>
@@ -1807,7 +1808,7 @@
       <w:rFonts w:asciiTheme="majorHAnsi" w:eastAsiaTheme="majorEastAsia" w:hAnsiTheme="majorHAnsi" w:cstheme="majorBidi"/>
       <w:i/>
       <w:iCs/>
-      <w:color w:val="404040" w:themeColor="text1" w:themeTint="BF"/>
+      <w:color w:val="000000"/>
       <w:sz w:val="20"/>
       <w:szCs w:val="20"/>
     </w:rPr>
@@ -1858,7 +1859,7 @@
       <w:rFonts w:asciiTheme="majorHAnsi" w:eastAsiaTheme="majorEastAsia" w:hAnsiTheme="majorHAnsi" w:cstheme="majorBidi"/>
       <w:b/>
       <w:bCs/>
-      <w:color w:val="365F91" w:themeColor="accent1" w:themeShade="BF"/>
+      <w:color w:val="000000"/>
       <w:sz w:val="28"/>
       <w:szCs w:val="28"/>
     </w:rPr>
@@ -1873,7 +1874,7 @@
       <w:rFonts w:asciiTheme="majorHAnsi" w:eastAsiaTheme="majorEastAsia" w:hAnsiTheme="majorHAnsi" w:cstheme="majorBidi"/>
       <w:b/>
       <w:bCs/>
-      <w:color w:val="4F81BD" w:themeColor="accent1"/>
+      <w:color w:val="000000"/>
       <w:sz w:val="26"/>
       <w:szCs w:val="26"/>
     </w:rPr>
@@ -1888,7 +1889,7 @@
       <w:rFonts w:asciiTheme="majorHAnsi" w:eastAsiaTheme="majorEastAsia" w:hAnsiTheme="majorHAnsi" w:cstheme="majorBidi"/>
       <w:b/>
       <w:bCs/>
-      <w:color w:val="4F81BD" w:themeColor="accent1"/>
+      <w:color w:val="000000"/>
     </w:rPr>
   </w:style>
   <w:style w:type="paragraph" w:styleId="Title">
@@ -1908,7 +1909,7 @@
     </w:pPr>
     <w:rPr>
       <w:rFonts w:ascii="Times New Roman" w:hAnsi="Times New Roman" w:eastAsia="Times New Roman" w:cs="Times New Roman"/>
-      <w:color w:val="1F3A68"/>
+      <w:color w:val="000000"/>
       <w:spacing w:val="5"/>
       <w:kern w:val="28"/>
       <w:sz w:val="52"/>
@@ -1923,7 +1924,7 @@
     <w:rsid w:val="00FC693F"/>
     <w:rPr>
       <w:rFonts w:asciiTheme="majorHAnsi" w:eastAsiaTheme="majorEastAsia" w:hAnsiTheme="majorHAnsi" w:cstheme="majorBidi"/>
-      <w:color w:val="17365D" w:themeColor="text2" w:themeShade="BF"/>
+      <w:color w:val="000000"/>
       <w:spacing w:val="5"/>
       <w:kern w:val="28"/>
       <w:sz w:val="52"/>
@@ -1947,7 +1948,7 @@
       <w:rFonts w:asciiTheme="majorHAnsi" w:eastAsiaTheme="majorEastAsia" w:hAnsiTheme="majorHAnsi" w:cstheme="majorBidi"/>
       <w:i/>
       <w:iCs/>
-      <w:color w:val="4F81BD" w:themeColor="accent1"/>
+      <w:color w:val="000000"/>
       <w:spacing w:val="15"/>
       <w:sz w:val="24"/>
       <w:szCs w:val="24"/>
@@ -1963,7 +1964,7 @@
       <w:rFonts w:asciiTheme="majorHAnsi" w:eastAsiaTheme="majorEastAsia" w:hAnsiTheme="majorHAnsi" w:cstheme="majorBidi"/>
       <w:i/>
       <w:iCs/>
-      <w:color w:val="4F81BD" w:themeColor="accent1"/>
+      <w:color w:val="000000"/>
       <w:spacing w:val="15"/>
       <w:sz w:val="24"/>
       <w:szCs w:val="24"/>
@@ -2235,7 +2236,7 @@
     <w:rPr>
       <w:i/>
       <w:iCs/>
-      <w:color w:val="000000" w:themeColor="text1"/>
+      <w:color w:val="000000"/>
     </w:rPr>
   </w:style>
   <w:style w:type="character" w:customStyle="1" w:styleId="QuoteChar">
@@ -2247,7 +2248,7 @@
     <w:rPr>
       <w:i/>
       <w:iCs/>
-      <w:color w:val="000000" w:themeColor="text1"/>
+      <w:color w:val="000000"/>
     </w:rPr>
   </w:style>
   <w:style w:type="character" w:customStyle="1" w:styleId="Heading4Char">
@@ -2263,7 +2264,7 @@
       <w:bCs/>
       <w:i/>
       <w:iCs/>
-      <w:color w:val="4F81BD" w:themeColor="accent1"/>
+      <w:color w:val="000000"/>
     </w:rPr>
   </w:style>
   <w:style w:type="character" w:customStyle="1" w:styleId="Heading5Char">
@@ -2275,7 +2276,7 @@
     <w:rsid w:val="00FC693F"/>
     <w:rPr>
       <w:rFonts w:asciiTheme="majorHAnsi" w:eastAsiaTheme="majorEastAsia" w:hAnsiTheme="majorHAnsi" w:cstheme="majorBidi"/>
-      <w:color w:val="243F60" w:themeColor="accent1" w:themeShade="7F"/>
+      <w:color w:val="000000"/>
     </w:rPr>
   </w:style>
   <w:style w:type="character" w:customStyle="1" w:styleId="Heading6Char">
@@ -2289,7 +2290,7 @@
       <w:rFonts w:asciiTheme="majorHAnsi" w:eastAsiaTheme="majorEastAsia" w:hAnsiTheme="majorHAnsi" w:cstheme="majorBidi"/>
       <w:i/>
       <w:iCs/>
-      <w:color w:val="243F60" w:themeColor="accent1" w:themeShade="7F"/>
+      <w:color w:val="000000"/>
     </w:rPr>
   </w:style>
   <w:style w:type="character" w:customStyle="1" w:styleId="Heading7Char">
@@ -2303,7 +2304,7 @@
       <w:rFonts w:asciiTheme="majorHAnsi" w:eastAsiaTheme="majorEastAsia" w:hAnsiTheme="majorHAnsi" w:cstheme="majorBidi"/>
       <w:i/>
       <w:iCs/>
-      <w:color w:val="404040" w:themeColor="text1" w:themeTint="BF"/>
+      <w:color w:val="000000"/>
     </w:rPr>
   </w:style>
   <w:style w:type="character" w:customStyle="1" w:styleId="Heading8Char">
@@ -2315,7 +2316,7 @@
     <w:rsid w:val="00FC693F"/>
     <w:rPr>
       <w:rFonts w:asciiTheme="majorHAnsi" w:eastAsiaTheme="majorEastAsia" w:hAnsiTheme="majorHAnsi" w:cstheme="majorBidi"/>
-      <w:color w:val="4F81BD" w:themeColor="accent1"/>
+      <w:color w:val="000000"/>
       <w:sz w:val="20"/>
       <w:szCs w:val="20"/>
     </w:rPr>
@@ -2331,7 +2332,7 @@
       <w:rFonts w:asciiTheme="majorHAnsi" w:eastAsiaTheme="majorEastAsia" w:hAnsiTheme="majorHAnsi" w:cstheme="majorBidi"/>
       <w:i/>
       <w:iCs/>
-      <w:color w:val="404040" w:themeColor="text1" w:themeTint="BF"/>
+      <w:color w:val="000000"/>
       <w:sz w:val="20"/>
       <w:szCs w:val="20"/>
     </w:rPr>
@@ -2351,7 +2352,7 @@
     <w:rPr>
       <w:b/>
       <w:bCs/>
-      <w:color w:val="4F81BD" w:themeColor="accent1"/>
+      <w:color w:val="000000"/>
       <w:sz w:val="18"/>
       <w:szCs w:val="18"/>
     </w:rPr>
@@ -2398,7 +2399,7 @@
       <w:bCs/>
       <w:i/>
       <w:iCs/>
-      <w:color w:val="4F81BD" w:themeColor="accent1"/>
+      <w:color w:val="000000"/>
     </w:rPr>
   </w:style>
   <w:style w:type="character" w:customStyle="1" w:styleId="IntenseQuoteChar">
@@ -2412,7 +2413,7 @@
       <w:bCs/>
       <w:i/>
       <w:iCs/>
-      <w:color w:val="4F81BD" w:themeColor="accent1"/>
+      <w:color w:val="000000"/>
     </w:rPr>
   </w:style>
   <w:style w:type="character" w:styleId="SubtleEmphasis">
@@ -2424,7 +2425,7 @@
     <w:rPr>
       <w:i/>
       <w:iCs/>
-      <w:color w:val="808080" w:themeColor="text1" w:themeTint="7F"/>
+      <w:color w:val="000000"/>
     </w:rPr>
   </w:style>
   <w:style w:type="character" w:styleId="IntenseEmphasis">
@@ -2438,7 +2439,7 @@
       <w:bCs/>
       <w:i/>
       <w:iCs/>
-      <w:color w:val="4F81BD" w:themeColor="accent1"/>
+      <w:color w:val="000000"/>
     </w:rPr>
   </w:style>
   <w:style w:type="character" w:styleId="SubtleReference">
@@ -2449,7 +2450,7 @@
     <w:rsid w:val="00FC693F"/>
     <w:rPr>
       <w:smallCaps/>
-      <w:color w:val="C0504D" w:themeColor="accent2"/>
+      <w:color w:val="000000"/>
       <w:u w:val="single"/>
     </w:rPr>
   </w:style>
@@ -2463,7 +2464,7 @@
       <w:b/>
       <w:bCs/>
       <w:smallCaps/>
-      <w:color w:val="C0504D" w:themeColor="accent2"/>
+      <w:color w:val="000000"/>
       <w:spacing w:val="5"/>
       <w:u w:val="single"/>
     </w:rPr>
@@ -2529,7 +2530,7 @@
       <w:spacing w:after="0" w:line="240" w:lineRule="auto"/>
     </w:pPr>
     <w:rPr>
-      <w:color w:val="000000" w:themeColor="text1" w:themeShade="BF"/>
+      <w:color w:val="000000"/>
     </w:rPr>
     <w:tblPr>
       <w:tblStyleRowBandSize w:val="1"/>
@@ -2632,7 +2633,7 @@
       <w:spacing w:after="0" w:line="240" w:lineRule="auto"/>
     </w:pPr>
     <w:rPr>
-      <w:color w:val="365F91" w:themeColor="accent1" w:themeShade="BF"/>
+      <w:color w:val="000000"/>
     </w:rPr>
     <w:tblPr>
       <w:tblStyleRowBandSize w:val="1"/>
@@ -2735,7 +2736,7 @@
       <w:spacing w:after="0" w:line="240" w:lineRule="auto"/>
     </w:pPr>
     <w:rPr>
-      <w:color w:val="943634" w:themeColor="accent2" w:themeShade="BF"/>
+      <w:color w:val="000000"/>
     </w:rPr>
     <w:tblPr>
       <w:tblStyleRowBandSize w:val="1"/>
@@ -2838,7 +2839,7 @@
       <w:spacing w:after="0" w:line="240" w:lineRule="auto"/>
     </w:pPr>
     <w:rPr>
-      <w:color w:val="76923C" w:themeColor="accent3" w:themeShade="BF"/>
+      <w:color w:val="000000"/>
     </w:rPr>
     <w:tblPr>
       <w:tblStyleRowBandSize w:val="1"/>
@@ -2941,7 +2942,7 @@
       <w:spacing w:after="0" w:line="240" w:lineRule="auto"/>
     </w:pPr>
     <w:rPr>
-      <w:color w:val="5F497A" w:themeColor="accent4" w:themeShade="BF"/>
+      <w:color w:val="000000"/>
     </w:rPr>
     <w:tblPr>
       <w:tblStyleRowBandSize w:val="1"/>
@@ -3044,7 +3045,7 @@
       <w:spacing w:after="0" w:line="240" w:lineRule="auto"/>
     </w:pPr>
     <w:rPr>
-      <w:color w:val="31849B" w:themeColor="accent5" w:themeShade="BF"/>
+      <w:color w:val="000000"/>
     </w:rPr>
     <w:tblPr>
       <w:tblStyleRowBandSize w:val="1"/>
@@ -3147,7 +3148,7 @@
       <w:spacing w:after="0" w:line="240" w:lineRule="auto"/>
     </w:pPr>
     <w:rPr>
-      <w:color w:val="E36C0A" w:themeColor="accent6" w:themeShade="BF"/>
+      <w:color w:val="000000"/>
     </w:rPr>
     <w:tblPr>
       <w:tblStyleRowBandSize w:val="1"/>
@@ -3273,7 +3274,7 @@
       <w:rPr>
         <w:b/>
         <w:bCs/>
-        <w:color w:val="FFFFFF" w:themeColor="background1"/>
+        <w:color w:val="000000"/>
       </w:rPr>
       <w:tblPr/>
       <w:tcPr>
@@ -3365,7 +3366,7 @@
       <w:rPr>
         <w:b/>
         <w:bCs/>
-        <w:color w:val="FFFFFF" w:themeColor="background1"/>
+        <w:color w:val="000000"/>
       </w:rPr>
       <w:tblPr/>
       <w:tcPr>
@@ -3457,7 +3458,7 @@
       <w:rPr>
         <w:b/>
         <w:bCs/>
-        <w:color w:val="FFFFFF" w:themeColor="background1"/>
+        <w:color w:val="000000"/>
       </w:rPr>
       <w:tblPr/>
       <w:tcPr>
@@ -3549,7 +3550,7 @@
       <w:rPr>
         <w:b/>
         <w:bCs/>
-        <w:color w:val="FFFFFF" w:themeColor="background1"/>
+        <w:color w:val="000000"/>
       </w:rPr>
       <w:tblPr/>
       <w:tcPr>
@@ -3641,7 +3642,7 @@
       <w:rPr>
         <w:b/>
         <w:bCs/>
-        <w:color w:val="FFFFFF" w:themeColor="background1"/>
+        <w:color w:val="000000"/>
       </w:rPr>
       <w:tblPr/>
       <w:tcPr>
@@ -3733,7 +3734,7 @@
       <w:rPr>
         <w:b/>
         <w:bCs/>
-        <w:color w:val="FFFFFF" w:themeColor="background1"/>
+        <w:color w:val="000000"/>
       </w:rPr>
       <w:tblPr/>
       <w:tcPr>
@@ -3825,7 +3826,7 @@
       <w:rPr>
         <w:b/>
         <w:bCs/>
-        <w:color w:val="FFFFFF" w:themeColor="background1"/>
+        <w:color w:val="000000"/>
       </w:rPr>
       <w:tblPr/>
       <w:tcPr>
@@ -4828,7 +4829,7 @@
       <w:rPr>
         <w:b/>
         <w:bCs/>
-        <w:color w:val="FFFFFF" w:themeColor="background1"/>
+        <w:color w:val="000000"/>
       </w:rPr>
       <w:tblPr/>
       <w:tcPr>
@@ -4934,7 +4935,7 @@
       <w:rPr>
         <w:b/>
         <w:bCs/>
-        <w:color w:val="FFFFFF" w:themeColor="background1"/>
+        <w:color w:val="000000"/>
       </w:rPr>
       <w:tblPr/>
       <w:tcPr>
@@ -5040,7 +5041,7 @@
       <w:rPr>
         <w:b/>
         <w:bCs/>
-        <w:color w:val="FFFFFF" w:themeColor="background1"/>
+        <w:color w:val="000000"/>
       </w:rPr>
       <w:tblPr/>
       <w:tcPr>
@@ -5146,7 +5147,7 @@
       <w:rPr>
         <w:b/>
         <w:bCs/>
-        <w:color w:val="FFFFFF" w:themeColor="background1"/>
+        <w:color w:val="000000"/>
       </w:rPr>
       <w:tblPr/>
       <w:tcPr>
@@ -5252,7 +5253,7 @@
       <w:rPr>
         <w:b/>
         <w:bCs/>
-        <w:color w:val="FFFFFF" w:themeColor="background1"/>
+        <w:color w:val="000000"/>
       </w:rPr>
       <w:tblPr/>
       <w:tcPr>
@@ -5358,7 +5359,7 @@
       <w:rPr>
         <w:b/>
         <w:bCs/>
-        <w:color w:val="FFFFFF" w:themeColor="background1"/>
+        <w:color w:val="000000"/>
       </w:rPr>
       <w:tblPr/>
       <w:tcPr>
@@ -5464,7 +5465,7 @@
       <w:rPr>
         <w:b/>
         <w:bCs/>
-        <w:color w:val="FFFFFF" w:themeColor="background1"/>
+        <w:color w:val="000000"/>
       </w:rPr>
       <w:tblPr/>
       <w:tcPr>
@@ -5567,7 +5568,7 @@
       <w:rPr>
         <w:b/>
         <w:bCs/>
-        <w:color w:val="FFFFFF" w:themeColor="background1"/>
+        <w:color w:val="000000"/>
       </w:rPr>
       <w:tblPr/>
       <w:tcPr>
@@ -5587,7 +5588,7 @@
         <w:spacing w:before="0" w:after="0" w:line="240" w:lineRule="auto"/>
       </w:pPr>
       <w:rPr>
-        <w:color w:val="auto"/>
+        <w:color w:val="000000"/>
       </w:rPr>
       <w:tblPr/>
       <w:tcPr>
@@ -5606,7 +5607,7 @@
       <w:rPr>
         <w:b/>
         <w:bCs/>
-        <w:color w:val="FFFFFF" w:themeColor="background1"/>
+        <w:color w:val="000000"/>
       </w:rPr>
       <w:tblPr/>
       <w:tcPr>
@@ -5625,7 +5626,7 @@
       <w:rPr>
         <w:b/>
         <w:bCs/>
-        <w:color w:val="FFFFFF" w:themeColor="background1"/>
+        <w:color w:val="000000"/>
       </w:rPr>
       <w:tblPr/>
       <w:tcPr>
@@ -5671,7 +5672,7 @@
     </w:tblStylePr>
     <w:tblStylePr w:type="nwCell">
       <w:rPr>
-        <w:color w:val="FFFFFF" w:themeColor="background1"/>
+        <w:color w:val="000000"/>
       </w:rPr>
       <w:tblPr/>
       <w:tcPr>
@@ -5716,7 +5717,7 @@
       <w:rPr>
         <w:b/>
         <w:bCs/>
-        <w:color w:val="FFFFFF" w:themeColor="background1"/>
+        <w:color w:val="000000"/>
       </w:rPr>
       <w:tblPr/>
       <w:tcPr>
@@ -5736,7 +5737,7 @@
         <w:spacing w:before="0" w:after="0" w:line="240" w:lineRule="auto"/>
       </w:pPr>
       <w:rPr>
-        <w:color w:val="auto"/>
+        <w:color w:val="000000"/>
       </w:rPr>
       <w:tblPr/>
       <w:tcPr>
@@ -5755,7 +5756,7 @@
       <w:rPr>
         <w:b/>
         <w:bCs/>
-        <w:color w:val="FFFFFF" w:themeColor="background1"/>
+        <w:color w:val="000000"/>
       </w:rPr>
       <w:tblPr/>
       <w:tcPr>
@@ -5774,7 +5775,7 @@
       <w:rPr>
         <w:b/>
         <w:bCs/>
-        <w:color w:val="FFFFFF" w:themeColor="background1"/>
+        <w:color w:val="000000"/>
       </w:rPr>
       <w:tblPr/>
       <w:tcPr>
@@ -5820,7 +5821,7 @@
     </w:tblStylePr>
     <w:tblStylePr w:type="nwCell">
       <w:rPr>
-        <w:color w:val="FFFFFF" w:themeColor="background1"/>
+        <w:color w:val="000000"/>
       </w:rPr>
       <w:tblPr/>
       <w:tcPr>
@@ -5865,7 +5866,7 @@
       <w:rPr>
         <w:b/>
         <w:bCs/>
-        <w:color w:val="FFFFFF" w:themeColor="background1"/>
+        <w:color w:val="000000"/>
       </w:rPr>
       <w:tblPr/>
       <w:tcPr>
@@ -5885,7 +5886,7 @@
         <w:spacing w:before="0" w:after="0" w:line="240" w:lineRule="auto"/>
       </w:pPr>
       <w:rPr>
-        <w:color w:val="auto"/>
+        <w:color w:val="000000"/>
       </w:rPr>
       <w:tblPr/>
       <w:tcPr>
@@ -5904,7 +5905,7 @@
       <w:rPr>
         <w:b/>
         <w:bCs/>
-        <w:color w:val="FFFFFF" w:themeColor="background1"/>
+        <w:color w:val="000000"/>
       </w:rPr>
       <w:tblPr/>
       <w:tcPr>
@@ -5923,7 +5924,7 @@
       <w:rPr>
         <w:b/>
         <w:bCs/>
-        <w:color w:val="FFFFFF" w:themeColor="background1"/>
+        <w:color w:val="000000"/>
       </w:rPr>
       <w:tblPr/>
       <w:tcPr>
@@ -5969,7 +5970,7 @@
     </w:tblStylePr>
     <w:tblStylePr w:type="nwCell">
       <w:rPr>
-        <w:color w:val="FFFFFF" w:themeColor="background1"/>
+        <w:color w:val="000000"/>
       </w:rPr>
       <w:tblPr/>
       <w:tcPr>
@@ -6014,7 +6015,7 @@
       <w:rPr>
         <w:b/>
         <w:bCs/>
-        <w:color w:val="FFFFFF" w:themeColor="background1"/>
+        <w:color w:val="000000"/>
       </w:rPr>
       <w:tblPr/>
       <w:tcPr>
@@ -6034,7 +6035,7 @@
         <w:spacing w:before="0" w:after="0" w:line="240" w:lineRule="auto"/>
       </w:pPr>
       <w:rPr>
-        <w:color w:val="auto"/>
+        <w:color w:val="000000"/>
       </w:rPr>
       <w:tblPr/>
       <w:tcPr>
@@ -6053,7 +6054,7 @@
       <w:rPr>
         <w:b/>
         <w:bCs/>
-        <w:color w:val="FFFFFF" w:themeColor="background1"/>
+        <w:color w:val="000000"/>
       </w:rPr>
       <w:tblPr/>
       <w:tcPr>
@@ -6072,7 +6073,7 @@
       <w:rPr>
         <w:b/>
         <w:bCs/>
-        <w:color w:val="FFFFFF" w:themeColor="background1"/>
+        <w:color w:val="000000"/>
       </w:rPr>
       <w:tblPr/>
       <w:tcPr>
@@ -6118,7 +6119,7 @@
     </w:tblStylePr>
     <w:tblStylePr w:type="nwCell">
       <w:rPr>
-        <w:color w:val="FFFFFF" w:themeColor="background1"/>
+        <w:color w:val="000000"/>
       </w:rPr>
       <w:tblPr/>
       <w:tcPr>
@@ -6163,7 +6164,7 @@
       <w:rPr>
         <w:b/>
         <w:bCs/>
-        <w:color w:val="FFFFFF" w:themeColor="background1"/>
+        <w:color w:val="000000"/>
       </w:rPr>
       <w:tblPr/>
       <w:tcPr>
@@ -6183,7 +6184,7 @@
         <w:spacing w:before="0" w:after="0" w:line="240" w:lineRule="auto"/>
       </w:pPr>
       <w:rPr>
-        <w:color w:val="auto"/>
+        <w:color w:val="000000"/>
       </w:rPr>
       <w:tblPr/>
       <w:tcPr>
@@ -6202,7 +6203,7 @@
       <w:rPr>
         <w:b/>
         <w:bCs/>
-        <w:color w:val="FFFFFF" w:themeColor="background1"/>
+        <w:color w:val="000000"/>
       </w:rPr>
       <w:tblPr/>
       <w:tcPr>
@@ -6221,7 +6222,7 @@
       <w:rPr>
         <w:b/>
         <w:bCs/>
-        <w:color w:val="FFFFFF" w:themeColor="background1"/>
+        <w:color w:val="000000"/>
       </w:rPr>
       <w:tblPr/>
       <w:tcPr>
@@ -6267,7 +6268,7 @@
     </w:tblStylePr>
     <w:tblStylePr w:type="nwCell">
       <w:rPr>
-        <w:color w:val="FFFFFF" w:themeColor="background1"/>
+        <w:color w:val="000000"/>
       </w:rPr>
       <w:tblPr/>
       <w:tcPr>
@@ -6312,7 +6313,7 @@
       <w:rPr>
         <w:b/>
         <w:bCs/>
-        <w:color w:val="FFFFFF" w:themeColor="background1"/>
+        <w:color w:val="000000"/>
       </w:rPr>
       <w:tblPr/>
       <w:tcPr>
@@ -6332,7 +6333,7 @@
         <w:spacing w:before="0" w:after="0" w:line="240" w:lineRule="auto"/>
       </w:pPr>
       <w:rPr>
-        <w:color w:val="auto"/>
+        <w:color w:val="000000"/>
       </w:rPr>
       <w:tblPr/>
       <w:tcPr>
@@ -6351,7 +6352,7 @@
       <w:rPr>
         <w:b/>
         <w:bCs/>
-        <w:color w:val="FFFFFF" w:themeColor="background1"/>
+        <w:color w:val="000000"/>
       </w:rPr>
       <w:tblPr/>
       <w:tcPr>
@@ -6370,7 +6371,7 @@
       <w:rPr>
         <w:b/>
         <w:bCs/>
-        <w:color w:val="FFFFFF" w:themeColor="background1"/>
+        <w:color w:val="000000"/>
       </w:rPr>
       <w:tblPr/>
       <w:tcPr>
@@ -6416,7 +6417,7 @@
     </w:tblStylePr>
     <w:tblStylePr w:type="nwCell">
       <w:rPr>
-        <w:color w:val="FFFFFF" w:themeColor="background1"/>
+        <w:color w:val="000000"/>
       </w:rPr>
       <w:tblPr/>
       <w:tcPr>
@@ -6461,7 +6462,7 @@
       <w:rPr>
         <w:b/>
         <w:bCs/>
-        <w:color w:val="FFFFFF" w:themeColor="background1"/>
+        <w:color w:val="000000"/>
       </w:rPr>
       <w:tblPr/>
       <w:tcPr>
@@ -6481,7 +6482,7 @@
         <w:spacing w:before="0" w:after="0" w:line="240" w:lineRule="auto"/>
       </w:pPr>
       <w:rPr>
-        <w:color w:val="auto"/>
+        <w:color w:val="000000"/>
       </w:rPr>
       <w:tblPr/>
       <w:tcPr>
@@ -6500,7 +6501,7 @@
       <w:rPr>
         <w:b/>
         <w:bCs/>
-        <w:color w:val="FFFFFF" w:themeColor="background1"/>
+        <w:color w:val="000000"/>
       </w:rPr>
       <w:tblPr/>
       <w:tcPr>
@@ -6519,7 +6520,7 @@
       <w:rPr>
         <w:b/>
         <w:bCs/>
-        <w:color w:val="FFFFFF" w:themeColor="background1"/>
+        <w:color w:val="000000"/>
       </w:rPr>
       <w:tblPr/>
       <w:tcPr>
@@ -6565,7 +6566,7 @@
     </w:tblStylePr>
     <w:tblStylePr w:type="nwCell">
       <w:rPr>
-        <w:color w:val="FFFFFF" w:themeColor="background1"/>
+        <w:color w:val="000000"/>
       </w:rPr>
       <w:tblPr/>
       <w:tcPr>
@@ -6589,7 +6590,7 @@
       <w:spacing w:after="0" w:line="240" w:lineRule="auto"/>
     </w:pPr>
     <w:rPr>
-      <w:color w:val="000000" w:themeColor="text1"/>
+      <w:color w:val="000000"/>
     </w:rPr>
     <w:tblPr>
       <w:tblStyleRowBandSize w:val="1"/>
@@ -6622,7 +6623,7 @@
       <w:rPr>
         <w:b/>
         <w:bCs/>
-        <w:color w:val="1F497D" w:themeColor="text2"/>
+        <w:color w:val="000000"/>
       </w:rPr>
       <w:tblPr/>
       <w:tcPr>
@@ -6673,7 +6674,7 @@
       <w:spacing w:after="0" w:line="240" w:lineRule="auto"/>
     </w:pPr>
     <w:rPr>
-      <w:color w:val="000000" w:themeColor="text1"/>
+      <w:color w:val="000000"/>
     </w:rPr>
     <w:tblPr>
       <w:tblStyleRowBandSize w:val="1"/>
@@ -6706,7 +6707,7 @@
       <w:rPr>
         <w:b/>
         <w:bCs/>
-        <w:color w:val="1F497D" w:themeColor="text2"/>
+        <w:color w:val="000000"/>
       </w:rPr>
       <w:tblPr/>
       <w:tcPr>
@@ -6757,7 +6758,7 @@
       <w:spacing w:after="0" w:line="240" w:lineRule="auto"/>
     </w:pPr>
     <w:rPr>
-      <w:color w:val="000000" w:themeColor="text1"/>
+      <w:color w:val="000000"/>
     </w:rPr>
     <w:tblPr>
       <w:tblStyleRowBandSize w:val="1"/>
@@ -6790,7 +6791,7 @@
       <w:rPr>
         <w:b/>
         <w:bCs/>
-        <w:color w:val="1F497D" w:themeColor="text2"/>
+        <w:color w:val="000000"/>
       </w:rPr>
       <w:tblPr/>
       <w:tcPr>
@@ -6841,7 +6842,7 @@
       <w:spacing w:after="0" w:line="240" w:lineRule="auto"/>
     </w:pPr>
     <w:rPr>
-      <w:color w:val="000000" w:themeColor="text1"/>
+      <w:color w:val="000000"/>
     </w:rPr>
     <w:tblPr>
       <w:tblStyleRowBandSize w:val="1"/>
@@ -6874,7 +6875,7 @@
       <w:rPr>
         <w:b/>
         <w:bCs/>
-        <w:color w:val="1F497D" w:themeColor="text2"/>
+        <w:color w:val="000000"/>
       </w:rPr>
       <w:tblPr/>
       <w:tcPr>
@@ -6925,7 +6926,7 @@
       <w:spacing w:after="0" w:line="240" w:lineRule="auto"/>
     </w:pPr>
     <w:rPr>
-      <w:color w:val="000000" w:themeColor="text1"/>
+      <w:color w:val="000000"/>
     </w:rPr>
     <w:tblPr>
       <w:tblStyleRowBandSize w:val="1"/>
@@ -6958,7 +6959,7 @@
       <w:rPr>
         <w:b/>
         <w:bCs/>
-        <w:color w:val="1F497D" w:themeColor="text2"/>
+        <w:color w:val="000000"/>
       </w:rPr>
       <w:tblPr/>
       <w:tcPr>
@@ -7009,7 +7010,7 @@
       <w:spacing w:after="0" w:line="240" w:lineRule="auto"/>
     </w:pPr>
     <w:rPr>
-      <w:color w:val="000000" w:themeColor="text1"/>
+      <w:color w:val="000000"/>
     </w:rPr>
     <w:tblPr>
       <w:tblStyleRowBandSize w:val="1"/>
@@ -7042,7 +7043,7 @@
       <w:rPr>
         <w:b/>
         <w:bCs/>
-        <w:color w:val="1F497D" w:themeColor="text2"/>
+        <w:color w:val="000000"/>
       </w:rPr>
       <w:tblPr/>
       <w:tcPr>
@@ -7093,7 +7094,7 @@
       <w:spacing w:after="0" w:line="240" w:lineRule="auto"/>
     </w:pPr>
     <w:rPr>
-      <w:color w:val="000000" w:themeColor="text1"/>
+      <w:color w:val="000000"/>
     </w:rPr>
     <w:tblPr>
       <w:tblStyleRowBandSize w:val="1"/>
@@ -7126,7 +7127,7 @@
       <w:rPr>
         <w:b/>
         <w:bCs/>
-        <w:color w:val="1F497D" w:themeColor="text2"/>
+        <w:color w:val="000000"/>
       </w:rPr>
       <w:tblPr/>
       <w:tcPr>
@@ -7178,7 +7179,7 @@
     </w:pPr>
     <w:rPr>
       <w:rFonts w:asciiTheme="majorHAnsi" w:eastAsiaTheme="majorEastAsia" w:hAnsiTheme="majorHAnsi" w:cstheme="majorBidi"/>
-      <w:color w:val="000000" w:themeColor="text1"/>
+      <w:color w:val="000000"/>
     </w:rPr>
     <w:tblPr>
       <w:tblStyleRowBandSize w:val="1"/>
@@ -7306,7 +7307,7 @@
     </w:pPr>
     <w:rPr>
       <w:rFonts w:asciiTheme="majorHAnsi" w:eastAsiaTheme="majorEastAsia" w:hAnsiTheme="majorHAnsi" w:cstheme="majorBidi"/>
-      <w:color w:val="000000" w:themeColor="text1"/>
+      <w:color w:val="000000"/>
     </w:rPr>
     <w:tblPr>
       <w:tblStyleRowBandSize w:val="1"/>
@@ -7434,7 +7435,7 @@
     </w:pPr>
     <w:rPr>
       <w:rFonts w:asciiTheme="majorHAnsi" w:eastAsiaTheme="majorEastAsia" w:hAnsiTheme="majorHAnsi" w:cstheme="majorBidi"/>
-      <w:color w:val="000000" w:themeColor="text1"/>
+      <w:color w:val="000000"/>
     </w:rPr>
     <w:tblPr>
       <w:tblStyleRowBandSize w:val="1"/>
@@ -7562,7 +7563,7 @@
     </w:pPr>
     <w:rPr>
       <w:rFonts w:asciiTheme="majorHAnsi" w:eastAsiaTheme="majorEastAsia" w:hAnsiTheme="majorHAnsi" w:cstheme="majorBidi"/>
-      <w:color w:val="000000" w:themeColor="text1"/>
+      <w:color w:val="000000"/>
     </w:rPr>
     <w:tblPr>
       <w:tblStyleRowBandSize w:val="1"/>
@@ -7690,7 +7691,7 @@
     </w:pPr>
     <w:rPr>
       <w:rFonts w:asciiTheme="majorHAnsi" w:eastAsiaTheme="majorEastAsia" w:hAnsiTheme="majorHAnsi" w:cstheme="majorBidi"/>
-      <w:color w:val="000000" w:themeColor="text1"/>
+      <w:color w:val="000000"/>
     </w:rPr>
     <w:tblPr>
       <w:tblStyleRowBandSize w:val="1"/>
@@ -7818,7 +7819,7 @@
     </w:pPr>
     <w:rPr>
       <w:rFonts w:asciiTheme="majorHAnsi" w:eastAsiaTheme="majorEastAsia" w:hAnsiTheme="majorHAnsi" w:cstheme="majorBidi"/>
-      <w:color w:val="000000" w:themeColor="text1"/>
+      <w:color w:val="000000"/>
     </w:rPr>
     <w:tblPr>
       <w:tblStyleRowBandSize w:val="1"/>
@@ -7946,7 +7947,7 @@
     </w:pPr>
     <w:rPr>
       <w:rFonts w:asciiTheme="majorHAnsi" w:eastAsiaTheme="majorEastAsia" w:hAnsiTheme="majorHAnsi" w:cstheme="majorBidi"/>
-      <w:color w:val="000000" w:themeColor="text1"/>
+      <w:color w:val="000000"/>
     </w:rPr>
     <w:tblPr>
       <w:tblStyleRowBandSize w:val="1"/>
@@ -8585,7 +8586,7 @@
     </w:pPr>
     <w:rPr>
       <w:rFonts w:asciiTheme="majorHAnsi" w:eastAsiaTheme="majorEastAsia" w:hAnsiTheme="majorHAnsi" w:cstheme="majorBidi"/>
-      <w:color w:val="000000" w:themeColor="text1"/>
+      <w:color w:val="000000"/>
     </w:rPr>
     <w:tblPr>
       <w:tblStyleRowBandSize w:val="1"/>
@@ -8613,7 +8614,7 @@
       <w:rPr>
         <w:b/>
         <w:bCs/>
-        <w:color w:val="000000" w:themeColor="text1"/>
+        <w:color w:val="000000"/>
       </w:rPr>
       <w:tblPr/>
       <w:tcPr>
@@ -8624,7 +8625,7 @@
       <w:rPr>
         <w:b/>
         <w:bCs/>
-        <w:color w:val="000000" w:themeColor="text1"/>
+        <w:color w:val="000000"/>
       </w:rPr>
       <w:tblPr/>
       <w:tcPr>
@@ -8643,7 +8644,7 @@
       <w:rPr>
         <w:b/>
         <w:bCs/>
-        <w:color w:val="000000" w:themeColor="text1"/>
+        <w:color w:val="000000"/>
       </w:rPr>
       <w:tblPr/>
       <w:tcPr>
@@ -8662,7 +8663,7 @@
       <w:rPr>
         <w:b w:val="0"/>
         <w:bCs w:val="0"/>
-        <w:color w:val="000000" w:themeColor="text1"/>
+        <w:color w:val="000000"/>
       </w:rPr>
       <w:tblPr/>
       <w:tcPr>
@@ -8710,7 +8711,7 @@
     </w:pPr>
     <w:rPr>
       <w:rFonts w:asciiTheme="majorHAnsi" w:eastAsiaTheme="majorEastAsia" w:hAnsiTheme="majorHAnsi" w:cstheme="majorBidi"/>
-      <w:color w:val="000000" w:themeColor="text1"/>
+      <w:color w:val="000000"/>
     </w:rPr>
     <w:tblPr>
       <w:tblStyleRowBandSize w:val="1"/>
@@ -8738,7 +8739,7 @@
       <w:rPr>
         <w:b/>
         <w:bCs/>
-        <w:color w:val="000000" w:themeColor="text1"/>
+        <w:color w:val="000000"/>
       </w:rPr>
       <w:tblPr/>
       <w:tcPr>
@@ -8749,7 +8750,7 @@
       <w:rPr>
         <w:b/>
         <w:bCs/>
-        <w:color w:val="000000" w:themeColor="text1"/>
+        <w:color w:val="000000"/>
       </w:rPr>
       <w:tblPr/>
       <w:tcPr>
@@ -8768,7 +8769,7 @@
       <w:rPr>
         <w:b/>
         <w:bCs/>
-        <w:color w:val="000000" w:themeColor="text1"/>
+        <w:color w:val="000000"/>
       </w:rPr>
       <w:tblPr/>
       <w:tcPr>
@@ -8787,7 +8788,7 @@
       <w:rPr>
         <w:b w:val="0"/>
         <w:bCs w:val="0"/>
-        <w:color w:val="000000" w:themeColor="text1"/>
+        <w:color w:val="000000"/>
       </w:rPr>
       <w:tblPr/>
       <w:tcPr>
@@ -8835,7 +8836,7 @@
     </w:pPr>
     <w:rPr>
       <w:rFonts w:asciiTheme="majorHAnsi" w:eastAsiaTheme="majorEastAsia" w:hAnsiTheme="majorHAnsi" w:cstheme="majorBidi"/>
-      <w:color w:val="000000" w:themeColor="text1"/>
+      <w:color w:val="000000"/>
     </w:rPr>
     <w:tblPr>
       <w:tblStyleRowBandSize w:val="1"/>
@@ -8863,7 +8864,7 @@
       <w:rPr>
         <w:b/>
         <w:bCs/>
-        <w:color w:val="000000" w:themeColor="text1"/>
+        <w:color w:val="000000"/>
       </w:rPr>
       <w:tblPr/>
       <w:tcPr>
@@ -8874,7 +8875,7 @@
       <w:rPr>
         <w:b/>
         <w:bCs/>
-        <w:color w:val="000000" w:themeColor="text1"/>
+        <w:color w:val="000000"/>
       </w:rPr>
       <w:tblPr/>
       <w:tcPr>
@@ -8893,7 +8894,7 @@
       <w:rPr>
         <w:b/>
         <w:bCs/>
-        <w:color w:val="000000" w:themeColor="text1"/>
+        <w:color w:val="000000"/>
       </w:rPr>
       <w:tblPr/>
       <w:tcPr>
@@ -8912,7 +8913,7 @@
       <w:rPr>
         <w:b w:val="0"/>
         <w:bCs w:val="0"/>
-        <w:color w:val="000000" w:themeColor="text1"/>
+        <w:color w:val="000000"/>
       </w:rPr>
       <w:tblPr/>
       <w:tcPr>
@@ -8960,7 +8961,7 @@
     </w:pPr>
     <w:rPr>
       <w:rFonts w:asciiTheme="majorHAnsi" w:eastAsiaTheme="majorEastAsia" w:hAnsiTheme="majorHAnsi" w:cstheme="majorBidi"/>
-      <w:color w:val="000000" w:themeColor="text1"/>
+      <w:color w:val="000000"/>
     </w:rPr>
     <w:tblPr>
       <w:tblStyleRowBandSize w:val="1"/>
@@ -8988,7 +8989,7 @@
       <w:rPr>
         <w:b/>
         <w:bCs/>
-        <w:color w:val="000000" w:themeColor="text1"/>
+        <w:color w:val="000000"/>
       </w:rPr>
       <w:tblPr/>
       <w:tcPr>
@@ -8999,7 +9000,7 @@
       <w:rPr>
         <w:b/>
         <w:bCs/>
-        <w:color w:val="000000" w:themeColor="text1"/>
+        <w:color w:val="000000"/>
       </w:rPr>
       <w:tblPr/>
       <w:tcPr>
@@ -9018,7 +9019,7 @@
       <w:rPr>
         <w:b/>
         <w:bCs/>
-        <w:color w:val="000000" w:themeColor="text1"/>
+        <w:color w:val="000000"/>
       </w:rPr>
       <w:tblPr/>
       <w:tcPr>
@@ -9037,7 +9038,7 @@
       <w:rPr>
         <w:b w:val="0"/>
         <w:bCs w:val="0"/>
-        <w:color w:val="000000" w:themeColor="text1"/>
+        <w:color w:val="000000"/>
       </w:rPr>
       <w:tblPr/>
       <w:tcPr>
@@ -9085,7 +9086,7 @@
     </w:pPr>
     <w:rPr>
       <w:rFonts w:asciiTheme="majorHAnsi" w:eastAsiaTheme="majorEastAsia" w:hAnsiTheme="majorHAnsi" w:cstheme="majorBidi"/>
-      <w:color w:val="000000" w:themeColor="text1"/>
+      <w:color w:val="000000"/>
     </w:rPr>
     <w:tblPr>
       <w:tblStyleRowBandSize w:val="1"/>
@@ -9113,7 +9114,7 @@
       <w:rPr>
         <w:b/>
         <w:bCs/>
-        <w:color w:val="000000" w:themeColor="text1"/>
+        <w:color w:val="000000"/>
       </w:rPr>
       <w:tblPr/>
       <w:tcPr>
@@ -9124,7 +9125,7 @@
       <w:rPr>
         <w:b/>
         <w:bCs/>
-        <w:color w:val="000000" w:themeColor="text1"/>
+        <w:color w:val="000000"/>
       </w:rPr>
       <w:tblPr/>
       <w:tcPr>
@@ -9143,7 +9144,7 @@
       <w:rPr>
         <w:b/>
         <w:bCs/>
-        <w:color w:val="000000" w:themeColor="text1"/>
+        <w:color w:val="000000"/>
       </w:rPr>
       <w:tblPr/>
       <w:tcPr>
@@ -9162,7 +9163,7 @@
       <w:rPr>
         <w:b w:val="0"/>
         <w:bCs w:val="0"/>
-        <w:color w:val="000000" w:themeColor="text1"/>
+        <w:color w:val="000000"/>
       </w:rPr>
       <w:tblPr/>
       <w:tcPr>
@@ -9210,7 +9211,7 @@
     </w:pPr>
     <w:rPr>
       <w:rFonts w:asciiTheme="majorHAnsi" w:eastAsiaTheme="majorEastAsia" w:hAnsiTheme="majorHAnsi" w:cstheme="majorBidi"/>
-      <w:color w:val="000000" w:themeColor="text1"/>
+      <w:color w:val="000000"/>
     </w:rPr>
     <w:tblPr>
       <w:tblStyleRowBandSize w:val="1"/>
@@ -9238,7 +9239,7 @@
       <w:rPr>
         <w:b/>
         <w:bCs/>
-        <w:color w:val="000000" w:themeColor="text1"/>
+        <w:color w:val="000000"/>
       </w:rPr>
       <w:tblPr/>
       <w:tcPr>
@@ -9249,7 +9250,7 @@
       <w:rPr>
         <w:b/>
         <w:bCs/>
-        <w:color w:val="000000" w:themeColor="text1"/>
+        <w:color w:val="000000"/>
       </w:rPr>
       <w:tblPr/>
       <w:tcPr>
@@ -9268,7 +9269,7 @@
       <w:rPr>
         <w:b/>
         <w:bCs/>
-        <w:color w:val="000000" w:themeColor="text1"/>
+        <w:color w:val="000000"/>
       </w:rPr>
       <w:tblPr/>
       <w:tcPr>
@@ -9287,7 +9288,7 @@
       <w:rPr>
         <w:b w:val="0"/>
         <w:bCs w:val="0"/>
-        <w:color w:val="000000" w:themeColor="text1"/>
+        <w:color w:val="000000"/>
       </w:rPr>
       <w:tblPr/>
       <w:tcPr>
@@ -9335,7 +9336,7 @@
     </w:pPr>
     <w:rPr>
       <w:rFonts w:asciiTheme="majorHAnsi" w:eastAsiaTheme="majorEastAsia" w:hAnsiTheme="majorHAnsi" w:cstheme="majorBidi"/>
-      <w:color w:val="000000" w:themeColor="text1"/>
+      <w:color w:val="000000"/>
     </w:rPr>
     <w:tblPr>
       <w:tblStyleRowBandSize w:val="1"/>
@@ -9363,7 +9364,7 @@
       <w:rPr>
         <w:b/>
         <w:bCs/>
-        <w:color w:val="000000" w:themeColor="text1"/>
+        <w:color w:val="000000"/>
       </w:rPr>
       <w:tblPr/>
       <w:tcPr>
@@ -9374,7 +9375,7 @@
       <w:rPr>
         <w:b/>
         <w:bCs/>
-        <w:color w:val="000000" w:themeColor="text1"/>
+        <w:color w:val="000000"/>
       </w:rPr>
       <w:tblPr/>
       <w:tcPr>
@@ -9393,7 +9394,7 @@
       <w:rPr>
         <w:b/>
         <w:bCs/>
-        <w:color w:val="000000" w:themeColor="text1"/>
+        <w:color w:val="000000"/>
       </w:rPr>
       <w:tblPr/>
       <w:tcPr>
@@ -9412,7 +9413,7 @@
       <w:rPr>
         <w:b w:val="0"/>
         <w:bCs w:val="0"/>
-        <w:color w:val="000000" w:themeColor="text1"/>
+        <w:color w:val="000000"/>
       </w:rPr>
       <w:tblPr/>
       <w:tcPr>
@@ -9486,7 +9487,7 @@
         <w:bCs/>
         <w:i w:val="0"/>
         <w:iCs w:val="0"/>
-        <w:color w:val="FFFFFF" w:themeColor="background1"/>
+        <w:color w:val="000000"/>
       </w:rPr>
       <w:tblPr/>
       <w:tcPr>
@@ -9507,7 +9508,7 @@
         <w:bCs/>
         <w:i w:val="0"/>
         <w:iCs w:val="0"/>
-        <w:color w:val="FFFFFF" w:themeColor="background1"/>
+        <w:color w:val="000000"/>
       </w:rPr>
       <w:tblPr/>
       <w:tcPr>
@@ -9528,7 +9529,7 @@
         <w:bCs/>
         <w:i w:val="0"/>
         <w:iCs w:val="0"/>
-        <w:color w:val="FFFFFF" w:themeColor="background1"/>
+        <w:color w:val="000000"/>
       </w:rPr>
       <w:tblPr/>
       <w:tcPr>
@@ -9547,7 +9548,7 @@
         <w:bCs/>
         <w:i w:val="0"/>
         <w:iCs w:val="0"/>
-        <w:color w:val="FFFFFF" w:themeColor="background1"/>
+        <w:color w:val="000000"/>
       </w:rPr>
       <w:tblPr/>
       <w:tcPr>
@@ -9627,7 +9628,7 @@
         <w:bCs/>
         <w:i w:val="0"/>
         <w:iCs w:val="0"/>
-        <w:color w:val="FFFFFF" w:themeColor="background1"/>
+        <w:color w:val="000000"/>
       </w:rPr>
       <w:tblPr/>
       <w:tcPr>
@@ -9648,7 +9649,7 @@
         <w:bCs/>
         <w:i w:val="0"/>
         <w:iCs w:val="0"/>
-        <w:color w:val="FFFFFF" w:themeColor="background1"/>
+        <w:color w:val="000000"/>
       </w:rPr>
       <w:tblPr/>
       <w:tcPr>
@@ -9669,7 +9670,7 @@
         <w:bCs/>
         <w:i w:val="0"/>
         <w:iCs w:val="0"/>
-        <w:color w:val="FFFFFF" w:themeColor="background1"/>
+        <w:color w:val="000000"/>
       </w:rPr>
       <w:tblPr/>
       <w:tcPr>
@@ -9688,7 +9689,7 @@
         <w:bCs/>
         <w:i w:val="0"/>
         <w:iCs w:val="0"/>
-        <w:color w:val="FFFFFF" w:themeColor="background1"/>
+        <w:color w:val="000000"/>
       </w:rPr>
       <w:tblPr/>
       <w:tcPr>
@@ -9768,7 +9769,7 @@
         <w:bCs/>
         <w:i w:val="0"/>
         <w:iCs w:val="0"/>
-        <w:color w:val="FFFFFF" w:themeColor="background1"/>
+        <w:color w:val="000000"/>
       </w:rPr>
       <w:tblPr/>
       <w:tcPr>
@@ -9789,7 +9790,7 @@
         <w:bCs/>
         <w:i w:val="0"/>
         <w:iCs w:val="0"/>
-        <w:color w:val="FFFFFF" w:themeColor="background1"/>
+        <w:color w:val="000000"/>
       </w:rPr>
       <w:tblPr/>
       <w:tcPr>
@@ -9810,7 +9811,7 @@
         <w:bCs/>
         <w:i w:val="0"/>
         <w:iCs w:val="0"/>
-        <w:color w:val="FFFFFF" w:themeColor="background1"/>
+        <w:color w:val="000000"/>
       </w:rPr>
       <w:tblPr/>
       <w:tcPr>
@@ -9829,7 +9830,7 @@
         <w:bCs/>
         <w:i w:val="0"/>
         <w:iCs w:val="0"/>
-        <w:color w:val="FFFFFF" w:themeColor="background1"/>
+        <w:color w:val="000000"/>
       </w:rPr>
       <w:tblPr/>
       <w:tcPr>
@@ -9909,7 +9910,7 @@
         <w:bCs/>
         <w:i w:val="0"/>
         <w:iCs w:val="0"/>
-        <w:color w:val="FFFFFF" w:themeColor="background1"/>
+        <w:color w:val="000000"/>
       </w:rPr>
       <w:tblPr/>
       <w:tcPr>
@@ -9930,7 +9931,7 @@
         <w:bCs/>
         <w:i w:val="0"/>
         <w:iCs w:val="0"/>
-        <w:color w:val="FFFFFF" w:themeColor="background1"/>
+        <w:color w:val="000000"/>
       </w:rPr>
       <w:tblPr/>
       <w:tcPr>
@@ -9951,7 +9952,7 @@
         <w:bCs/>
         <w:i w:val="0"/>
         <w:iCs w:val="0"/>
-        <w:color w:val="FFFFFF" w:themeColor="background1"/>
+        <w:color w:val="000000"/>
       </w:rPr>
       <w:tblPr/>
       <w:tcPr>
@@ -9970,7 +9971,7 @@
         <w:bCs/>
         <w:i w:val="0"/>
         <w:iCs w:val="0"/>
-        <w:color w:val="FFFFFF" w:themeColor="background1"/>
+        <w:color w:val="000000"/>
       </w:rPr>
       <w:tblPr/>
       <w:tcPr>
@@ -10050,7 +10051,7 @@
         <w:bCs/>
         <w:i w:val="0"/>
         <w:iCs w:val="0"/>
-        <w:color w:val="FFFFFF" w:themeColor="background1"/>
+        <w:color w:val="000000"/>
       </w:rPr>
       <w:tblPr/>
       <w:tcPr>
@@ -10071,7 +10072,7 @@
         <w:bCs/>
         <w:i w:val="0"/>
         <w:iCs w:val="0"/>
-        <w:color w:val="FFFFFF" w:themeColor="background1"/>
+        <w:color w:val="000000"/>
       </w:rPr>
       <w:tblPr/>
       <w:tcPr>
@@ -10092,7 +10093,7 @@
         <w:bCs/>
         <w:i w:val="0"/>
         <w:iCs w:val="0"/>
-        <w:color w:val="FFFFFF" w:themeColor="background1"/>
+        <w:color w:val="000000"/>
       </w:rPr>
       <w:tblPr/>
       <w:tcPr>
@@ -10111,7 +10112,7 @@
         <w:bCs/>
         <w:i w:val="0"/>
         <w:iCs w:val="0"/>
-        <w:color w:val="FFFFFF" w:themeColor="background1"/>
+        <w:color w:val="000000"/>
       </w:rPr>
       <w:tblPr/>
       <w:tcPr>
@@ -10191,7 +10192,7 @@
         <w:bCs/>
         <w:i w:val="0"/>
         <w:iCs w:val="0"/>
-        <w:color w:val="FFFFFF" w:themeColor="background1"/>
+        <w:color w:val="000000"/>
       </w:rPr>
       <w:tblPr/>
       <w:tcPr>
@@ -10212,7 +10213,7 @@
         <w:bCs/>
         <w:i w:val="0"/>
         <w:iCs w:val="0"/>
-        <w:color w:val="FFFFFF" w:themeColor="background1"/>
+        <w:color w:val="000000"/>
       </w:rPr>
       <w:tblPr/>
       <w:tcPr>
@@ -10233,7 +10234,7 @@
         <w:bCs/>
         <w:i w:val="0"/>
         <w:iCs w:val="0"/>
-        <w:color w:val="FFFFFF" w:themeColor="background1"/>
+        <w:color w:val="000000"/>
       </w:rPr>
       <w:tblPr/>
       <w:tcPr>
@@ -10252,7 +10253,7 @@
         <w:bCs/>
         <w:i w:val="0"/>
         <w:iCs w:val="0"/>
-        <w:color w:val="FFFFFF" w:themeColor="background1"/>
+        <w:color w:val="000000"/>
       </w:rPr>
       <w:tblPr/>
       <w:tcPr>
@@ -10332,7 +10333,7 @@
         <w:bCs/>
         <w:i w:val="0"/>
         <w:iCs w:val="0"/>
-        <w:color w:val="FFFFFF" w:themeColor="background1"/>
+        <w:color w:val="000000"/>
       </w:rPr>
       <w:tblPr/>
       <w:tcPr>
@@ -10353,7 +10354,7 @@
         <w:bCs/>
         <w:i w:val="0"/>
         <w:iCs w:val="0"/>
-        <w:color w:val="FFFFFF" w:themeColor="background1"/>
+        <w:color w:val="000000"/>
       </w:rPr>
       <w:tblPr/>
       <w:tcPr>
@@ -10374,7 +10375,7 @@
         <w:bCs/>
         <w:i w:val="0"/>
         <w:iCs w:val="0"/>
-        <w:color w:val="FFFFFF" w:themeColor="background1"/>
+        <w:color w:val="000000"/>
       </w:rPr>
       <w:tblPr/>
       <w:tcPr>
@@ -10393,7 +10394,7 @@
         <w:bCs/>
         <w:i w:val="0"/>
         <w:iCs w:val="0"/>
-        <w:color w:val="FFFFFF" w:themeColor="background1"/>
+        <w:color w:val="000000"/>
       </w:rPr>
       <w:tblPr/>
       <w:tcPr>
@@ -10446,7 +10447,7 @@
       <w:spacing w:after="0" w:line="240" w:lineRule="auto"/>
     </w:pPr>
     <w:rPr>
-      <w:color w:val="FFFFFF" w:themeColor="background1"/>
+      <w:color w:val="000000"/>
     </w:rPr>
     <w:tblPr>
       <w:tblStyleRowBandSize w:val="1"/>
@@ -10560,7 +10561,7 @@
       <w:spacing w:after="0" w:line="240" w:lineRule="auto"/>
     </w:pPr>
     <w:rPr>
-      <w:color w:val="FFFFFF" w:themeColor="background1"/>
+      <w:color w:val="000000"/>
     </w:rPr>
     <w:tblPr>
       <w:tblStyleRowBandSize w:val="1"/>
@@ -10674,7 +10675,7 @@
       <w:spacing w:after="0" w:line="240" w:lineRule="auto"/>
     </w:pPr>
     <w:rPr>
-      <w:color w:val="FFFFFF" w:themeColor="background1"/>
+      <w:color w:val="000000"/>
     </w:rPr>
     <w:tblPr>
       <w:tblStyleRowBandSize w:val="1"/>
@@ -10788,7 +10789,7 @@
       <w:spacing w:after="0" w:line="240" w:lineRule="auto"/>
     </w:pPr>
     <w:rPr>
-      <w:color w:val="FFFFFF" w:themeColor="background1"/>
+      <w:color w:val="000000"/>
     </w:rPr>
     <w:tblPr>
       <w:tblStyleRowBandSize w:val="1"/>
@@ -10902,7 +10903,7 @@
       <w:spacing w:after="0" w:line="240" w:lineRule="auto"/>
     </w:pPr>
     <w:rPr>
-      <w:color w:val="FFFFFF" w:themeColor="background1"/>
+      <w:color w:val="000000"/>
     </w:rPr>
     <w:tblPr>
       <w:tblStyleRowBandSize w:val="1"/>
@@ -11016,7 +11017,7 @@
       <w:spacing w:after="0" w:line="240" w:lineRule="auto"/>
     </w:pPr>
     <w:rPr>
-      <w:color w:val="FFFFFF" w:themeColor="background1"/>
+      <w:color w:val="000000"/>
     </w:rPr>
     <w:tblPr>
       <w:tblStyleRowBandSize w:val="1"/>
@@ -11130,7 +11131,7 @@
       <w:spacing w:after="0" w:line="240" w:lineRule="auto"/>
     </w:pPr>
     <w:rPr>
-      <w:color w:val="FFFFFF" w:themeColor="background1"/>
+      <w:color w:val="000000"/>
     </w:rPr>
     <w:tblPr>
       <w:tblStyleRowBandSize w:val="1"/>
@@ -11244,7 +11245,7 @@
       <w:spacing w:after="0" w:line="240" w:lineRule="auto"/>
     </w:pPr>
     <w:rPr>
-      <w:color w:val="000000" w:themeColor="text1"/>
+      <w:color w:val="000000"/>
     </w:rPr>
     <w:tblPr>
       <w:tblStyleRowBandSize w:val="1"/>
@@ -11290,7 +11291,7 @@
       <w:rPr>
         <w:b/>
         <w:bCs/>
-        <w:color w:val="FFFFFF" w:themeColor="background1"/>
+        <w:color w:val="000000"/>
       </w:rPr>
       <w:tblPr/>
       <w:tcPr>
@@ -11302,7 +11303,7 @@
     </w:tblStylePr>
     <w:tblStylePr w:type="firstCol">
       <w:rPr>
-        <w:color w:val="FFFFFF" w:themeColor="background1"/>
+        <w:color w:val="000000"/>
       </w:rPr>
       <w:tblPr/>
       <w:tcPr>
@@ -11319,7 +11320,7 @@
     </w:tblStylePr>
     <w:tblStylePr w:type="lastCol">
       <w:rPr>
-        <w:color w:val="FFFFFF" w:themeColor="background1"/>
+        <w:color w:val="000000"/>
       </w:rPr>
       <w:tblPr/>
       <w:tcPr>
@@ -11348,12 +11349,12 @@
     </w:tblStylePr>
     <w:tblStylePr w:type="neCell">
       <w:rPr>
-        <w:color w:val="000000" w:themeColor="text1"/>
+        <w:color w:val="000000"/>
       </w:rPr>
     </w:tblStylePr>
     <w:tblStylePr w:type="nwCell">
       <w:rPr>
-        <w:color w:val="000000" w:themeColor="text1"/>
+        <w:color w:val="000000"/>
       </w:rPr>
     </w:tblStylePr>
   </w:style>
@@ -11366,7 +11367,7 @@
       <w:spacing w:after="0" w:line="240" w:lineRule="auto"/>
     </w:pPr>
     <w:rPr>
-      <w:color w:val="000000" w:themeColor="text1"/>
+      <w:color w:val="000000"/>
     </w:rPr>
     <w:tblPr>
       <w:tblStyleRowBandSize w:val="1"/>
@@ -11412,7 +11413,7 @@
       <w:rPr>
         <w:b/>
         <w:bCs/>
-        <w:color w:val="FFFFFF" w:themeColor="background1"/>
+        <w:color w:val="000000"/>
       </w:rPr>
       <w:tblPr/>
       <w:tcPr>
@@ -11424,7 +11425,7 @@
     </w:tblStylePr>
     <w:tblStylePr w:type="firstCol">
       <w:rPr>
-        <w:color w:val="FFFFFF" w:themeColor="background1"/>
+        <w:color w:val="000000"/>
       </w:rPr>
       <w:tblPr/>
       <w:tcPr>
@@ -11441,7 +11442,7 @@
     </w:tblStylePr>
     <w:tblStylePr w:type="lastCol">
       <w:rPr>
-        <w:color w:val="FFFFFF" w:themeColor="background1"/>
+        <w:color w:val="000000"/>
       </w:rPr>
       <w:tblPr/>
       <w:tcPr>
@@ -11470,12 +11471,12 @@
     </w:tblStylePr>
     <w:tblStylePr w:type="neCell">
       <w:rPr>
-        <w:color w:val="000000" w:themeColor="text1"/>
+        <w:color w:val="000000"/>
       </w:rPr>
     </w:tblStylePr>
     <w:tblStylePr w:type="nwCell">
       <w:rPr>
-        <w:color w:val="000000" w:themeColor="text1"/>
+        <w:color w:val="000000"/>
       </w:rPr>
     </w:tblStylePr>
   </w:style>
@@ -11488,7 +11489,7 @@
       <w:spacing w:after="0" w:line="240" w:lineRule="auto"/>
     </w:pPr>
     <w:rPr>
-      <w:color w:val="000000" w:themeColor="text1"/>
+      <w:color w:val="000000"/>
     </w:rPr>
     <w:tblPr>
       <w:tblStyleRowBandSize w:val="1"/>
@@ -11534,7 +11535,7 @@
       <w:rPr>
         <w:b/>
         <w:bCs/>
-        <w:color w:val="FFFFFF" w:themeColor="background1"/>
+        <w:color w:val="000000"/>
       </w:rPr>
       <w:tblPr/>
       <w:tcPr>
@@ -11546,7 +11547,7 @@
     </w:tblStylePr>
     <w:tblStylePr w:type="firstCol">
       <w:rPr>
-        <w:color w:val="FFFFFF" w:themeColor="background1"/>
+        <w:color w:val="000000"/>
       </w:rPr>
       <w:tblPr/>
       <w:tcPr>
@@ -11563,7 +11564,7 @@
     </w:tblStylePr>
     <w:tblStylePr w:type="lastCol">
       <w:rPr>
-        <w:color w:val="FFFFFF" w:themeColor="background1"/>
+        <w:color w:val="000000"/>
       </w:rPr>
       <w:tblPr/>
       <w:tcPr>
@@ -11592,12 +11593,12 @@
     </w:tblStylePr>
     <w:tblStylePr w:type="neCell">
       <w:rPr>
-        <w:color w:val="000000" w:themeColor="text1"/>
+        <w:color w:val="000000"/>
       </w:rPr>
     </w:tblStylePr>
     <w:tblStylePr w:type="nwCell">
       <w:rPr>
-        <w:color w:val="000000" w:themeColor="text1"/>
+        <w:color w:val="000000"/>
       </w:rPr>
     </w:tblStylePr>
   </w:style>
@@ -11610,7 +11611,7 @@
       <w:spacing w:after="0" w:line="240" w:lineRule="auto"/>
     </w:pPr>
     <w:rPr>
-      <w:color w:val="000000" w:themeColor="text1"/>
+      <w:color w:val="000000"/>
     </w:rPr>
     <w:tblPr>
       <w:tblStyleRowBandSize w:val="1"/>
@@ -11656,7 +11657,7 @@
       <w:rPr>
         <w:b/>
         <w:bCs/>
-        <w:color w:val="FFFFFF" w:themeColor="background1"/>
+        <w:color w:val="000000"/>
       </w:rPr>
       <w:tblPr/>
       <w:tcPr>
@@ -11668,7 +11669,7 @@
     </w:tblStylePr>
     <w:tblStylePr w:type="firstCol">
       <w:rPr>
-        <w:color w:val="FFFFFF" w:themeColor="background1"/>
+        <w:color w:val="000000"/>
       </w:rPr>
       <w:tblPr/>
       <w:tcPr>
@@ -11685,7 +11686,7 @@
     </w:tblStylePr>
     <w:tblStylePr w:type="lastCol">
       <w:rPr>
-        <w:color w:val="FFFFFF" w:themeColor="background1"/>
+        <w:color w:val="000000"/>
       </w:rPr>
       <w:tblPr/>
       <w:tcPr>
@@ -11722,7 +11723,7 @@
       <w:spacing w:after="0" w:line="240" w:lineRule="auto"/>
     </w:pPr>
     <w:rPr>
-      <w:color w:val="000000" w:themeColor="text1"/>
+      <w:color w:val="000000"/>
     </w:rPr>
     <w:tblPr>
       <w:tblStyleRowBandSize w:val="1"/>
@@ -11768,7 +11769,7 @@
       <w:rPr>
         <w:b/>
         <w:bCs/>
-        <w:color w:val="FFFFFF" w:themeColor="background1"/>
+        <w:color w:val="000000"/>
       </w:rPr>
       <w:tblPr/>
       <w:tcPr>
@@ -11780,7 +11781,7 @@
     </w:tblStylePr>
     <w:tblStylePr w:type="firstCol">
       <w:rPr>
-        <w:color w:val="FFFFFF" w:themeColor="background1"/>
+        <w:color w:val="000000"/>
       </w:rPr>
       <w:tblPr/>
       <w:tcPr>
@@ -11797,7 +11798,7 @@
     </w:tblStylePr>
     <w:tblStylePr w:type="lastCol">
       <w:rPr>
-        <w:color w:val="FFFFFF" w:themeColor="background1"/>
+        <w:color w:val="000000"/>
       </w:rPr>
       <w:tblPr/>
       <w:tcPr>
@@ -11826,12 +11827,12 @@
     </w:tblStylePr>
     <w:tblStylePr w:type="neCell">
       <w:rPr>
-        <w:color w:val="000000" w:themeColor="text1"/>
+        <w:color w:val="000000"/>
       </w:rPr>
     </w:tblStylePr>
     <w:tblStylePr w:type="nwCell">
       <w:rPr>
-        <w:color w:val="000000" w:themeColor="text1"/>
+        <w:color w:val="000000"/>
       </w:rPr>
     </w:tblStylePr>
   </w:style>
@@ -11844,7 +11845,7 @@
       <w:spacing w:after="0" w:line="240" w:lineRule="auto"/>
     </w:pPr>
     <w:rPr>
-      <w:color w:val="000000" w:themeColor="text1"/>
+      <w:color w:val="000000"/>
     </w:rPr>
     <w:tblPr>
       <w:tblStyleRowBandSize w:val="1"/>
@@ -11890,7 +11891,7 @@
       <w:rPr>
         <w:b/>
         <w:bCs/>
-        <w:color w:val="FFFFFF" w:themeColor="background1"/>
+        <w:color w:val="000000"/>
       </w:rPr>
       <w:tblPr/>
       <w:tcPr>
@@ -11902,7 +11903,7 @@
     </w:tblStylePr>
     <w:tblStylePr w:type="firstCol">
       <w:rPr>
-        <w:color w:val="FFFFFF" w:themeColor="background1"/>
+        <w:color w:val="000000"/>
       </w:rPr>
       <w:tblPr/>
       <w:tcPr>
@@ -11919,7 +11920,7 @@
     </w:tblStylePr>
     <w:tblStylePr w:type="lastCol">
       <w:rPr>
-        <w:color w:val="FFFFFF" w:themeColor="background1"/>
+        <w:color w:val="000000"/>
       </w:rPr>
       <w:tblPr/>
       <w:tcPr>
@@ -11948,12 +11949,12 @@
     </w:tblStylePr>
     <w:tblStylePr w:type="neCell">
       <w:rPr>
-        <w:color w:val="000000" w:themeColor="text1"/>
+        <w:color w:val="000000"/>
       </w:rPr>
     </w:tblStylePr>
     <w:tblStylePr w:type="nwCell">
       <w:rPr>
-        <w:color w:val="000000" w:themeColor="text1"/>
+        <w:color w:val="000000"/>
       </w:rPr>
     </w:tblStylePr>
   </w:style>
@@ -11966,7 +11967,7 @@
       <w:spacing w:after="0" w:line="240" w:lineRule="auto"/>
     </w:pPr>
     <w:rPr>
-      <w:color w:val="000000" w:themeColor="text1"/>
+      <w:color w:val="000000"/>
     </w:rPr>
     <w:tblPr>
       <w:tblStyleRowBandSize w:val="1"/>
@@ -12012,7 +12013,7 @@
       <w:rPr>
         <w:b/>
         <w:bCs/>
-        <w:color w:val="FFFFFF" w:themeColor="background1"/>
+        <w:color w:val="000000"/>
       </w:rPr>
       <w:tblPr/>
       <w:tcPr>
@@ -12024,7 +12025,7 @@
     </w:tblStylePr>
     <w:tblStylePr w:type="firstCol">
       <w:rPr>
-        <w:color w:val="FFFFFF" w:themeColor="background1"/>
+        <w:color w:val="000000"/>
       </w:rPr>
       <w:tblPr/>
       <w:tcPr>
@@ -12041,7 +12042,7 @@
     </w:tblStylePr>
     <w:tblStylePr w:type="lastCol">
       <w:rPr>
-        <w:color w:val="FFFFFF" w:themeColor="background1"/>
+        <w:color w:val="000000"/>
       </w:rPr>
       <w:tblPr/>
       <w:tcPr>
@@ -12070,12 +12071,12 @@
     </w:tblStylePr>
     <w:tblStylePr w:type="neCell">
       <w:rPr>
-        <w:color w:val="000000" w:themeColor="text1"/>
+        <w:color w:val="000000"/>
       </w:rPr>
     </w:tblStylePr>
     <w:tblStylePr w:type="nwCell">
       <w:rPr>
-        <w:color w:val="000000" w:themeColor="text1"/>
+        <w:color w:val="000000"/>
       </w:rPr>
     </w:tblStylePr>
   </w:style>
@@ -12088,7 +12089,7 @@
       <w:spacing w:after="0" w:line="240" w:lineRule="auto"/>
     </w:pPr>
     <w:rPr>
-      <w:color w:val="000000" w:themeColor="text1"/>
+      <w:color w:val="000000"/>
     </w:rPr>
     <w:tblPr>
       <w:tblStyleRowBandSize w:val="1"/>
@@ -12108,7 +12109,7 @@
       <w:rPr>
         <w:b/>
         <w:bCs/>
-        <w:color w:val="FFFFFF" w:themeColor="background1"/>
+        <w:color w:val="000000"/>
       </w:rPr>
       <w:tblPr/>
       <w:tcPr>
@@ -12122,7 +12123,7 @@
       <w:rPr>
         <w:b/>
         <w:bCs/>
-        <w:color w:val="9E3A38" w:themeColor="accent2" w:themeShade="CC"/>
+        <w:color w:val="000000"/>
       </w:rPr>
       <w:tblPr/>
       <w:tcPr>
@@ -12174,7 +12175,7 @@
       <w:spacing w:after="0" w:line="240" w:lineRule="auto"/>
     </w:pPr>
     <w:rPr>
-      <w:color w:val="000000" w:themeColor="text1"/>
+      <w:color w:val="000000"/>
     </w:rPr>
     <w:tblPr>
       <w:tblStyleRowBandSize w:val="1"/>
@@ -12194,7 +12195,7 @@
       <w:rPr>
         <w:b/>
         <w:bCs/>
-        <w:color w:val="FFFFFF" w:themeColor="background1"/>
+        <w:color w:val="000000"/>
       </w:rPr>
       <w:tblPr/>
       <w:tcPr>
@@ -12208,7 +12209,7 @@
       <w:rPr>
         <w:b/>
         <w:bCs/>
-        <w:color w:val="9E3A38" w:themeColor="accent2" w:themeShade="CC"/>
+        <w:color w:val="000000"/>
       </w:rPr>
       <w:tblPr/>
       <w:tcPr>
@@ -12260,7 +12261,7 @@
       <w:spacing w:after="0" w:line="240" w:lineRule="auto"/>
     </w:pPr>
     <w:rPr>
-      <w:color w:val="000000" w:themeColor="text1"/>
+      <w:color w:val="000000"/>
     </w:rPr>
     <w:tblPr>
       <w:tblStyleRowBandSize w:val="1"/>
@@ -12280,7 +12281,7 @@
       <w:rPr>
         <w:b/>
         <w:bCs/>
-        <w:color w:val="FFFFFF" w:themeColor="background1"/>
+        <w:color w:val="000000"/>
       </w:rPr>
       <w:tblPr/>
       <w:tcPr>
@@ -12294,7 +12295,7 @@
       <w:rPr>
         <w:b/>
         <w:bCs/>
-        <w:color w:val="9E3A38" w:themeColor="accent2" w:themeShade="CC"/>
+        <w:color w:val="000000"/>
       </w:rPr>
       <w:tblPr/>
       <w:tcPr>
@@ -12346,7 +12347,7 @@
       <w:spacing w:after="0" w:line="240" w:lineRule="auto"/>
     </w:pPr>
     <w:rPr>
-      <w:color w:val="000000" w:themeColor="text1"/>
+      <w:color w:val="000000"/>
     </w:rPr>
     <w:tblPr>
       <w:tblStyleRowBandSize w:val="1"/>
@@ -12366,7 +12367,7 @@
       <w:rPr>
         <w:b/>
         <w:bCs/>
-        <w:color w:val="FFFFFF" w:themeColor="background1"/>
+        <w:color w:val="000000"/>
       </w:rPr>
       <w:tblPr/>
       <w:tcPr>
@@ -12380,7 +12381,7 @@
       <w:rPr>
         <w:b/>
         <w:bCs/>
-        <w:color w:val="664E82" w:themeColor="accent4" w:themeShade="CC"/>
+        <w:color w:val="000000"/>
       </w:rPr>
       <w:tblPr/>
       <w:tcPr>
@@ -12432,7 +12433,7 @@
       <w:spacing w:after="0" w:line="240" w:lineRule="auto"/>
     </w:pPr>
     <w:rPr>
-      <w:color w:val="000000" w:themeColor="text1"/>
+      <w:color w:val="000000"/>
     </w:rPr>
     <w:tblPr>
       <w:tblStyleRowBandSize w:val="1"/>
@@ -12452,7 +12453,7 @@
       <w:rPr>
         <w:b/>
         <w:bCs/>
-        <w:color w:val="FFFFFF" w:themeColor="background1"/>
+        <w:color w:val="000000"/>
       </w:rPr>
       <w:tblPr/>
       <w:tcPr>
@@ -12466,7 +12467,7 @@
       <w:rPr>
         <w:b/>
         <w:bCs/>
-        <w:color w:val="7E9C40" w:themeColor="accent3" w:themeShade="CC"/>
+        <w:color w:val="000000"/>
       </w:rPr>
       <w:tblPr/>
       <w:tcPr>
@@ -12518,7 +12519,7 @@
       <w:spacing w:after="0" w:line="240" w:lineRule="auto"/>
     </w:pPr>
     <w:rPr>
-      <w:color w:val="000000" w:themeColor="text1"/>
+      <w:color w:val="000000"/>
     </w:rPr>
     <w:tblPr>
       <w:tblStyleRowBandSize w:val="1"/>
@@ -12538,7 +12539,7 @@
       <w:rPr>
         <w:b/>
         <w:bCs/>
-        <w:color w:val="FFFFFF" w:themeColor="background1"/>
+        <w:color w:val="000000"/>
       </w:rPr>
       <w:tblPr/>
       <w:tcPr>
@@ -12552,7 +12553,7 @@
       <w:rPr>
         <w:b/>
         <w:bCs/>
-        <w:color w:val="F2730A" w:themeColor="accent6" w:themeShade="CC"/>
+        <w:color w:val="000000"/>
       </w:rPr>
       <w:tblPr/>
       <w:tcPr>
@@ -12604,7 +12605,7 @@
       <w:spacing w:after="0" w:line="240" w:lineRule="auto"/>
     </w:pPr>
     <w:rPr>
-      <w:color w:val="000000" w:themeColor="text1"/>
+      <w:color w:val="000000"/>
     </w:rPr>
     <w:tblPr>
       <w:tblStyleRowBandSize w:val="1"/>
@@ -12624,7 +12625,7 @@
       <w:rPr>
         <w:b/>
         <w:bCs/>
-        <w:color w:val="FFFFFF" w:themeColor="background1"/>
+        <w:color w:val="000000"/>
       </w:rPr>
       <w:tblPr/>
       <w:tcPr>
@@ -12638,7 +12639,7 @@
       <w:rPr>
         <w:b/>
         <w:bCs/>
-        <w:color w:val="348DA5" w:themeColor="accent5" w:themeShade="CC"/>
+        <w:color w:val="000000"/>
       </w:rPr>
       <w:tblPr/>
       <w:tcPr>
@@ -12690,7 +12691,7 @@
       <w:spacing w:after="0" w:line="240" w:lineRule="auto"/>
     </w:pPr>
     <w:rPr>
-      <w:color w:val="000000" w:themeColor="text1"/>
+      <w:color w:val="000000"/>
     </w:rPr>
     <w:tblPr>
       <w:tblStyleRowBandSize w:val="1"/>
@@ -12723,7 +12724,7 @@
       <w:rPr>
         <w:b/>
         <w:bCs/>
-        <w:color w:val="000000" w:themeColor="text1"/>
+        <w:color w:val="000000"/>
       </w:rPr>
       <w:tblPr/>
       <w:tcPr>
@@ -12732,7 +12733,7 @@
     </w:tblStylePr>
     <w:tblStylePr w:type="firstCol">
       <w:rPr>
-        <w:color w:val="FFFFFF" w:themeColor="background1"/>
+        <w:color w:val="000000"/>
       </w:rPr>
       <w:tblPr/>
       <w:tcPr>
@@ -12741,7 +12742,7 @@
     </w:tblStylePr>
     <w:tblStylePr w:type="lastCol">
       <w:rPr>
-        <w:color w:val="FFFFFF" w:themeColor="background1"/>
+        <w:color w:val="000000"/>
       </w:rPr>
       <w:tblPr/>
       <w:tcPr>
@@ -12770,7 +12771,7 @@
       <w:spacing w:after="0" w:line="240" w:lineRule="auto"/>
     </w:pPr>
     <w:rPr>
-      <w:color w:val="000000" w:themeColor="text1"/>
+      <w:color w:val="000000"/>
     </w:rPr>
     <w:tblPr>
       <w:tblStyleRowBandSize w:val="1"/>
@@ -12803,7 +12804,7 @@
       <w:rPr>
         <w:b/>
         <w:bCs/>
-        <w:color w:val="000000" w:themeColor="text1"/>
+        <w:color w:val="000000"/>
       </w:rPr>
       <w:tblPr/>
       <w:tcPr>
@@ -12812,7 +12813,7 @@
     </w:tblStylePr>
     <w:tblStylePr w:type="firstCol">
       <w:rPr>
-        <w:color w:val="FFFFFF" w:themeColor="background1"/>
+        <w:color w:val="000000"/>
       </w:rPr>
       <w:tblPr/>
       <w:tcPr>
@@ -12821,7 +12822,7 @@
     </w:tblStylePr>
     <w:tblStylePr w:type="lastCol">
       <w:rPr>
-        <w:color w:val="FFFFFF" w:themeColor="background1"/>
+        <w:color w:val="000000"/>
       </w:rPr>
       <w:tblPr/>
       <w:tcPr>
@@ -12850,7 +12851,7 @@
       <w:spacing w:after="0" w:line="240" w:lineRule="auto"/>
     </w:pPr>
     <w:rPr>
-      <w:color w:val="000000" w:themeColor="text1"/>
+      <w:color w:val="000000"/>
     </w:rPr>
     <w:tblPr>
       <w:tblStyleRowBandSize w:val="1"/>
@@ -12883,7 +12884,7 @@
       <w:rPr>
         <w:b/>
         <w:bCs/>
-        <w:color w:val="000000" w:themeColor="text1"/>
+        <w:color w:val="000000"/>
       </w:rPr>
       <w:tblPr/>
       <w:tcPr>
@@ -12892,7 +12893,7 @@
     </w:tblStylePr>
     <w:tblStylePr w:type="firstCol">
       <w:rPr>
-        <w:color w:val="FFFFFF" w:themeColor="background1"/>
+        <w:color w:val="000000"/>
       </w:rPr>
       <w:tblPr/>
       <w:tcPr>
@@ -12901,7 +12902,7 @@
     </w:tblStylePr>
     <w:tblStylePr w:type="lastCol">
       <w:rPr>
-        <w:color w:val="FFFFFF" w:themeColor="background1"/>
+        <w:color w:val="000000"/>
       </w:rPr>
       <w:tblPr/>
       <w:tcPr>
@@ -12930,7 +12931,7 @@
       <w:spacing w:after="0" w:line="240" w:lineRule="auto"/>
     </w:pPr>
     <w:rPr>
-      <w:color w:val="000000" w:themeColor="text1"/>
+      <w:color w:val="000000"/>
     </w:rPr>
     <w:tblPr>
       <w:tblStyleRowBandSize w:val="1"/>
@@ -12963,7 +12964,7 @@
       <w:rPr>
         <w:b/>
         <w:bCs/>
-        <w:color w:val="000000" w:themeColor="text1"/>
+        <w:color w:val="000000"/>
       </w:rPr>
       <w:tblPr/>
       <w:tcPr>
@@ -12972,7 +12973,7 @@
     </w:tblStylePr>
     <w:tblStylePr w:type="firstCol">
       <w:rPr>
-        <w:color w:val="FFFFFF" w:themeColor="background1"/>
+        <w:color w:val="000000"/>
       </w:rPr>
       <w:tblPr/>
       <w:tcPr>
@@ -12981,7 +12982,7 @@
     </w:tblStylePr>
     <w:tblStylePr w:type="lastCol">
       <w:rPr>
-        <w:color w:val="FFFFFF" w:themeColor="background1"/>
+        <w:color w:val="000000"/>
       </w:rPr>
       <w:tblPr/>
       <w:tcPr>
@@ -13010,7 +13011,7 @@
       <w:spacing w:after="0" w:line="240" w:lineRule="auto"/>
     </w:pPr>
     <w:rPr>
-      <w:color w:val="000000" w:themeColor="text1"/>
+      <w:color w:val="000000"/>
     </w:rPr>
     <w:tblPr>
       <w:tblStyleRowBandSize w:val="1"/>
@@ -13043,7 +13044,7 @@
       <w:rPr>
         <w:b/>
         <w:bCs/>
-        <w:color w:val="000000" w:themeColor="text1"/>
+        <w:color w:val="000000"/>
       </w:rPr>
       <w:tblPr/>
       <w:tcPr>
@@ -13052,7 +13053,7 @@
     </w:tblStylePr>
     <w:tblStylePr w:type="firstCol">
       <w:rPr>
-        <w:color w:val="FFFFFF" w:themeColor="background1"/>
+        <w:color w:val="000000"/>
       </w:rPr>
       <w:tblPr/>
       <w:tcPr>
@@ -13061,7 +13062,7 @@
     </w:tblStylePr>
     <w:tblStylePr w:type="lastCol">
       <w:rPr>
-        <w:color w:val="FFFFFF" w:themeColor="background1"/>
+        <w:color w:val="000000"/>
       </w:rPr>
       <w:tblPr/>
       <w:tcPr>
@@ -13090,7 +13091,7 @@
       <w:spacing w:after="0" w:line="240" w:lineRule="auto"/>
     </w:pPr>
     <w:rPr>
-      <w:color w:val="000000" w:themeColor="text1"/>
+      <w:color w:val="000000"/>
     </w:rPr>
     <w:tblPr>
       <w:tblStyleRowBandSize w:val="1"/>
@@ -13123,7 +13124,7 @@
       <w:rPr>
         <w:b/>
         <w:bCs/>
-        <w:color w:val="000000" w:themeColor="text1"/>
+        <w:color w:val="000000"/>
       </w:rPr>
       <w:tblPr/>
       <w:tcPr>
@@ -13132,7 +13133,7 @@
     </w:tblStylePr>
     <w:tblStylePr w:type="firstCol">
       <w:rPr>
-        <w:color w:val="FFFFFF" w:themeColor="background1"/>
+        <w:color w:val="000000"/>
       </w:rPr>
       <w:tblPr/>
       <w:tcPr>
@@ -13141,7 +13142,7 @@
     </w:tblStylePr>
     <w:tblStylePr w:type="lastCol">
       <w:rPr>
-        <w:color w:val="FFFFFF" w:themeColor="background1"/>
+        <w:color w:val="000000"/>
       </w:rPr>
       <w:tblPr/>
       <w:tcPr>
@@ -13170,7 +13171,7 @@
       <w:spacing w:after="0" w:line="240" w:lineRule="auto"/>
     </w:pPr>
     <w:rPr>
-      <w:color w:val="000000" w:themeColor="text1"/>
+      <w:color w:val="000000"/>
     </w:rPr>
     <w:tblPr>
       <w:tblStyleRowBandSize w:val="1"/>
@@ -13203,7 +13204,7 @@
       <w:rPr>
         <w:b/>
         <w:bCs/>
-        <w:color w:val="000000" w:themeColor="text1"/>
+        <w:color w:val="000000"/>
       </w:rPr>
       <w:tblPr/>
       <w:tcPr>
@@ -13212,7 +13213,7 @@
     </w:tblStylePr>
     <w:tblStylePr w:type="firstCol">
       <w:rPr>
-        <w:color w:val="FFFFFF" w:themeColor="background1"/>
+        <w:color w:val="000000"/>
       </w:rPr>
       <w:tblPr/>
       <w:tcPr>
@@ -13221,7 +13222,7 @@
     </w:tblStylePr>
     <w:tblStylePr w:type="lastCol">
       <w:rPr>
-        <w:color w:val="FFFFFF" w:themeColor="background1"/>
+        <w:color w:val="000000"/>
       </w:rPr>
       <w:tblPr/>
       <w:tcPr>
